--- a/kikakusho/kikakusho-project/clients/新日本リプラス/out/絵コンテ_企画012_あるある_工場アルバイト_新日本リプラス.docx
+++ b/kikakusho/kikakusho-project/clients/新日本リプラス/out/絵コンテ_企画012_あるある_工場アルバイト_新日本リプラス.docx
@@ -29,7 +29,7 @@
           <w:sz w:val="28"/>
           <w:szCs w:val="28"/>
         </w:rPr>
-        <w:t xml:space="preserve">工場バイトあるある3選</w:t>
+        <w:t xml:space="preserve">工場バイトあるある</w:t>
       </w:r>
     </w:p>
     <w:p>
@@ -42,7 +42,7 @@
           <w:sz w:val="19"/>
           <w:szCs w:val="19"/>
         </w:rPr>
-        <w:t xml:space="preserve">想定39秒 12カット 縦型9:16 エンタメ(あるある・早口)</w:t>
+        <w:t xml:space="preserve">想定32秒 12カット 縦型9:16 エンタメ(あるある・早口)</w:t>
       </w:r>
     </w:p>
     <w:p>
@@ -242,7 +242,7 @@
           <w:sz w:val="19"/>
           <w:szCs w:val="19"/>
         </w:rPr>
-        <w:t xml:space="preserve">テンポを最優先。セリフの間を詰め、1文ごとにカット。字幕は話した言葉そのままで、1行ずつ出す。タイトルは上に固定。</w:t>
+        <w:t xml:space="preserve">テンポを最優先。セリフの間をすべて詰め、1文ごとにカット。字幕は話した言葉そのままで、1行ずつ出す。4つ目の答えは、1〜3のあるあると同じ順番で返す。</w:t>
       </w:r>
     </w:p>
     <w:p>
@@ -284,7 +284,7 @@
           <w:sz w:val="20"/>
           <w:szCs w:val="20"/>
         </w:rPr>
-        <w:t xml:space="preserve">C-01　工場バイトやってて思うこと、3つ言います</w:t>
+        <w:t xml:space="preserve">C-01　工場バイトあるある、言っていい?</w:t>
       </w:r>
     </w:p>
     <w:p>
@@ -297,7 +297,7 @@
           <w:sz w:val="20"/>
           <w:szCs w:val="20"/>
         </w:rPr>
-        <w:t xml:space="preserve">C-02　シフトの希望、全然通らない</w:t>
+        <w:t xml:space="preserve">C-02　テロップ:あるある1</w:t>
       </w:r>
     </w:p>
     <w:p>
@@ -310,7 +310,7 @@
           <w:sz w:val="20"/>
           <w:szCs w:val="20"/>
         </w:rPr>
-        <w:t xml:space="preserve">C-03　「人足りないから」で終わる</w:t>
+        <w:t xml:space="preserve">C-02　シフトの希望、出しても通らない</w:t>
       </w:r>
     </w:p>
     <w:p>
@@ -323,7 +323,7 @@
           <w:sz w:val="20"/>
           <w:szCs w:val="20"/>
         </w:rPr>
-        <w:t xml:space="preserve">C-04　重いもの運んで、次の日筋肉痛</w:t>
+        <w:t xml:space="preserve">C-03　出した意味あった?</w:t>
       </w:r>
     </w:p>
     <w:p>
@@ -336,7 +336,7 @@
           <w:sz w:val="20"/>
           <w:szCs w:val="20"/>
         </w:rPr>
-        <w:t xml:space="preserve">C-05　バイトなのに、ほぼ筋トレ</w:t>
+        <w:t xml:space="preserve">C-04　テロップ:あるある2</w:t>
       </w:r>
     </w:p>
     <w:p>
@@ -349,7 +349,7 @@
           <w:sz w:val="20"/>
           <w:szCs w:val="20"/>
         </w:rPr>
-        <w:t xml:space="preserve">C-06　バイトは、ずっとバイトのまま</w:t>
+        <w:t xml:space="preserve">C-04　重い荷物で、毎日ほぼ筋トレ</w:t>
       </w:r>
     </w:p>
     <w:p>
@@ -362,7 +362,7 @@
           <w:sz w:val="20"/>
           <w:szCs w:val="20"/>
         </w:rPr>
-        <w:t xml:space="preserve">C-07　社員の話は、いつまでも来ない</w:t>
+        <w:t xml:space="preserve">C-05　時給に筋肉代、入ってない</w:t>
       </w:r>
     </w:p>
     <w:p>
@@ -375,7 +375,59 @@
           <w:sz w:val="20"/>
           <w:szCs w:val="20"/>
         </w:rPr>
-        <w:t xml:space="preserve">C-08　でも、新日本リプラスなら</w:t>
+        <w:t xml:space="preserve">C-06　テロップ:あるある3</w:t>
+      </w:r>
+    </w:p>
+    <w:p>
+      <w:pPr>
+        <w:spacing w:after="30" w:before="0"/>
+      </w:pPr>
+      <w:r>
+        <w:rPr>
+          <w:rFonts w:ascii="Noto Sans CJK JP" w:cs="Noto Sans CJK JP" w:eastAsia="Noto Sans CJK JP" w:hAnsi="Noto Sans CJK JP"/>
+          <w:sz w:val="20"/>
+          <w:szCs w:val="20"/>
+        </w:rPr>
+        <w:t xml:space="preserve">C-06　何年やっても、ずっとバイト</w:t>
+      </w:r>
+    </w:p>
+    <w:p>
+      <w:pPr>
+        <w:spacing w:after="30" w:before="0"/>
+      </w:pPr>
+      <w:r>
+        <w:rPr>
+          <w:rFonts w:ascii="Noto Sans CJK JP" w:cs="Noto Sans CJK JP" w:eastAsia="Noto Sans CJK JP" w:hAnsi="Noto Sans CJK JP"/>
+          <w:sz w:val="20"/>
+          <w:szCs w:val="20"/>
+        </w:rPr>
+        <w:t xml:space="preserve">C-07　社員の話、一回も出ない</w:t>
+      </w:r>
+    </w:p>
+    <w:p>
+      <w:pPr>
+        <w:spacing w:after="30" w:before="0"/>
+      </w:pPr>
+      <w:r>
+        <w:rPr>
+          <w:rFonts w:ascii="Noto Sans CJK JP" w:cs="Noto Sans CJK JP" w:eastAsia="Noto Sans CJK JP" w:hAnsi="Noto Sans CJK JP"/>
+          <w:sz w:val="20"/>
+          <w:szCs w:val="20"/>
+        </w:rPr>
+        <w:t xml:space="preserve">C-08　テロップ:あるある4</w:t>
+      </w:r>
+    </w:p>
+    <w:p>
+      <w:pPr>
+        <w:spacing w:after="30" w:before="0"/>
+      </w:pPr>
+      <w:r>
+        <w:rPr>
+          <w:rFonts w:ascii="Noto Sans CJK JP" w:cs="Noto Sans CJK JP" w:eastAsia="Noto Sans CJK JP" w:hAnsi="Noto Sans CJK JP"/>
+          <w:sz w:val="20"/>
+          <w:szCs w:val="20"/>
+        </w:rPr>
+        <w:t xml:space="preserve">C-08　…でも、新日本リプラスは違った</w:t>
       </w:r>
     </w:p>
     <w:p>
@@ -401,7 +453,7 @@
           <w:sz w:val="20"/>
           <w:szCs w:val="20"/>
         </w:rPr>
-        <w:t xml:space="preserve">C-10　機械を使うから、力仕事なし</w:t>
+        <w:t xml:space="preserve">C-10　動かすのは機械。力仕事なし</w:t>
       </w:r>
     </w:p>
     <w:p>
@@ -414,7 +466,7 @@
           <w:sz w:val="20"/>
           <w:szCs w:val="20"/>
         </w:rPr>
-        <w:t xml:space="preserve">C-11　やる気次第で、最短1ヶ月で社員になれる</w:t>
+        <w:t xml:space="preserve">C-11　やる気次第で、最短1ヶ月で社員に</w:t>
       </w:r>
     </w:p>
     <w:p>
@@ -427,7 +479,7 @@
           <w:sz w:val="20"/>
           <w:szCs w:val="20"/>
         </w:rPr>
-        <w:t xml:space="preserve">C-12　気になった人は、プロフィールのリンクから!</w:t>
+        <w:t xml:space="preserve">C-12　時給1,500円。気になったらプロフィールから!</w:t>
       </w:r>
     </w:p>
     <w:p>
@@ -495,7 +547,7 @@
           <w:sz w:val="19"/>
           <w:szCs w:val="19"/>
         </w:rPr>
-        <w:t xml:space="preserve">・あるあるの3つは仮案。社員さんに「本当にある悩み」を聞いて差し替える。</w:t>
+        <w:t xml:space="preserve">・あるあるの3つは仮案。社員さんに「前の職場で本当にあった悩み」を聞いて差し替える。</w:t>
       </w:r>
     </w:p>
     <w:p>
@@ -525,7 +577,7 @@
           <w:sz w:val="22"/>
           <w:szCs w:val="22"/>
         </w:rPr>
-        <w:t xml:space="preserve">企画012 工場バイトあるある3選 C-01〜C-03</w:t>
+        <w:t xml:space="preserve">企画012 工場バイトあるある C-01〜C-03</w:t>
       </w:r>
     </w:p>
     <w:tbl>
@@ -694,7 +746,7 @@
                 <wp:inline distT="0" distB="0" distL="0" distR="0">
                   <wp:extent cx="1200150" cy="2133600"/>
                   <wp:effectExtent t="0" r="0" b="0" l="0"/>
-                  <wp:docPr id="126" name="C-01" descr="C-01" title="C-01"/>
+                  <wp:docPr id="125" name="C-01" descr="C-01" title="C-01"/>
                   <wp:cNvGraphicFramePr>
                     <a:graphicFrameLocks xmlns:a="http://schemas.openxmlformats.org/drawingml/2006/main" noChangeAspect="1"/>
                   </wp:cNvGraphicFramePr>
@@ -787,7 +839,7 @@
                 <w:sz w:val="20"/>
                 <w:szCs w:val="20"/>
               </w:rPr>
-              <w:t xml:space="preserve">正面で早口で話し始める。タイトルは上に固定。</w:t>
+              <w:t xml:space="preserve">正面で、早口で話し始める。タイトルは上に固定。</w:t>
             </w:r>
           </w:p>
           <w:p>
@@ -846,7 +898,7 @@
                 <w:sz w:val="20"/>
                 <w:szCs w:val="20"/>
               </w:rPr>
-              <w:t xml:space="preserve">セリフ:工場バイトやってて思うこと、3つ言います</w:t>
+              <w:t xml:space="preserve">セリフ:工場バイトあるある、言っていい?</w:t>
             </w:r>
           </w:p>
         </w:tc>
@@ -878,7 +930,7 @@
                 <w:sz w:val="24"/>
                 <w:szCs w:val="24"/>
               </w:rPr>
-              <w:t xml:space="preserve">3 秒</w:t>
+              <w:t xml:space="preserve">2 秒</w:t>
             </w:r>
           </w:p>
           <w:p>
@@ -904,7 +956,7 @@
                 <w:sz w:val="18"/>
                 <w:szCs w:val="18"/>
               </w:rPr>
-              <w:t xml:space="preserve">〜0:03</w:t>
+              <w:t xml:space="preserve">〜0:02</w:t>
             </w:r>
           </w:p>
           <w:p>
@@ -932,7 +984,7 @@
                 <w:sz w:val="18"/>
                 <w:szCs w:val="18"/>
               </w:rPr>
-              <w:t xml:space="preserve">0:03</w:t>
+              <w:t xml:space="preserve">0:02</w:t>
             </w:r>
           </w:p>
         </w:tc>
@@ -982,7 +1034,7 @@
                 <wp:inline distT="0" distB="0" distL="0" distR="0">
                   <wp:extent cx="1200150" cy="2133600"/>
                   <wp:effectExtent t="0" r="0" b="0" l="0"/>
-                  <wp:docPr id="127" name="C-02" descr="C-02" title="C-02"/>
+                  <wp:docPr id="126" name="C-02" descr="C-02" title="C-02"/>
                   <wp:cNvGraphicFramePr>
                     <a:graphicFrameLocks xmlns:a="http://schemas.openxmlformats.org/drawingml/2006/main" noChangeAspect="1"/>
                   </wp:cNvGraphicFramePr>
@@ -1119,7 +1171,22 @@
                 <w:sz w:val="20"/>
                 <w:szCs w:val="20"/>
               </w:rPr>
-              <w:t xml:space="preserve">セリフ:シフトの希望、全然通らない</w:t>
+              <w:t xml:space="preserve">テロップ:あるある1</w:t>
+            </w:r>
+          </w:p>
+          <w:p>
+            <w:pPr>
+              <w:spacing w:after="40" w:before="0" w:line="280"/>
+            </w:pPr>
+            <w:r>
+              <w:rPr>
+                <w:rFonts w:ascii="Noto Sans CJK JP" w:cs="Noto Sans CJK JP" w:eastAsia="Noto Sans CJK JP" w:hAnsi="Noto Sans CJK JP"/>
+                <w:b w:val="false"/>
+                <w:bCs w:val="false"/>
+                <w:sz w:val="20"/>
+                <w:szCs w:val="20"/>
+              </w:rPr>
+              <w:t xml:space="preserve">セリフ:シフトの希望、出しても通らない</w:t>
             </w:r>
           </w:p>
         </w:tc>
@@ -1151,7 +1218,7 @@
                 <w:sz w:val="24"/>
                 <w:szCs w:val="24"/>
               </w:rPr>
-              <w:t xml:space="preserve">4 秒</w:t>
+              <w:t xml:space="preserve">3 秒</w:t>
             </w:r>
           </w:p>
           <w:p>
@@ -1164,7 +1231,7 @@
                 <w:sz w:val="18"/>
                 <w:szCs w:val="18"/>
               </w:rPr>
-              <w:t xml:space="preserve">0:03</w:t>
+              <w:t xml:space="preserve">0:02</w:t>
             </w:r>
           </w:p>
           <w:p>
@@ -1177,7 +1244,7 @@
                 <w:sz w:val="18"/>
                 <w:szCs w:val="18"/>
               </w:rPr>
-              <w:t xml:space="preserve">〜0:07</w:t>
+              <w:t xml:space="preserve">〜0:05</w:t>
             </w:r>
           </w:p>
           <w:p>
@@ -1205,7 +1272,7 @@
                 <w:sz w:val="18"/>
                 <w:szCs w:val="18"/>
               </w:rPr>
-              <w:t xml:space="preserve">0:07</w:t>
+              <w:t xml:space="preserve">0:05</w:t>
             </w:r>
           </w:p>
         </w:tc>
@@ -1255,7 +1322,7 @@
                 <wp:inline distT="0" distB="0" distL="0" distR="0">
                   <wp:extent cx="1200150" cy="2133600"/>
                   <wp:effectExtent t="0" r="0" b="0" l="0"/>
-                  <wp:docPr id="128" name="C-03" descr="C-03" title="C-03"/>
+                  <wp:docPr id="127" name="C-03" descr="C-03" title="C-03"/>
                   <wp:cNvGraphicFramePr>
                     <a:graphicFrameLocks xmlns:a="http://schemas.openxmlformats.org/drawingml/2006/main" noChangeAspect="1"/>
                   </wp:cNvGraphicFramePr>
@@ -1392,7 +1459,7 @@
                 <w:sz w:val="20"/>
                 <w:szCs w:val="20"/>
               </w:rPr>
-              <w:t xml:space="preserve">セリフ:「人足りないから」で終わる</w:t>
+              <w:t xml:space="preserve">セリフ:出した意味あった?</w:t>
             </w:r>
           </w:p>
         </w:tc>
@@ -1424,7 +1491,7 @@
                 <w:sz w:val="24"/>
                 <w:szCs w:val="24"/>
               </w:rPr>
-              <w:t xml:space="preserve">3 秒</w:t>
+              <w:t xml:space="preserve">2 秒</w:t>
             </w:r>
           </w:p>
           <w:p>
@@ -1437,7 +1504,7 @@
                 <w:sz w:val="18"/>
                 <w:szCs w:val="18"/>
               </w:rPr>
-              <w:t xml:space="preserve">0:07</w:t>
+              <w:t xml:space="preserve">0:05</w:t>
             </w:r>
           </w:p>
           <w:p>
@@ -1450,7 +1517,7 @@
                 <w:sz w:val="18"/>
                 <w:szCs w:val="18"/>
               </w:rPr>
-              <w:t xml:space="preserve">〜0:10</w:t>
+              <w:t xml:space="preserve">〜0:07</w:t>
             </w:r>
           </w:p>
           <w:p>
@@ -1478,7 +1545,7 @@
                 <w:sz w:val="18"/>
                 <w:szCs w:val="18"/>
               </w:rPr>
-              <w:t xml:space="preserve">0:10</w:t>
+              <w:t xml:space="preserve">0:07</w:t>
             </w:r>
           </w:p>
         </w:tc>
@@ -1498,7 +1565,7 @@
           <w:sz w:val="22"/>
           <w:szCs w:val="22"/>
         </w:rPr>
-        <w:t xml:space="preserve">企画012 工場バイトあるある3選 C-04〜C-06</w:t>
+        <w:t xml:space="preserve">企画012 工場バイトあるある C-04〜C-06</w:t>
       </w:r>
     </w:p>
     <w:tbl>
@@ -1667,7 +1734,7 @@
                 <wp:inline distT="0" distB="0" distL="0" distR="0">
                   <wp:extent cx="1200150" cy="2133600"/>
                   <wp:effectExtent t="0" r="0" b="0" l="0"/>
-                  <wp:docPr id="129" name="C-04" descr="C-04" title="C-04"/>
+                  <wp:docPr id="128" name="C-04" descr="C-04" title="C-04"/>
                   <wp:cNvGraphicFramePr>
                     <a:graphicFrameLocks xmlns:a="http://schemas.openxmlformats.org/drawingml/2006/main" noChangeAspect="1"/>
                   </wp:cNvGraphicFramePr>
@@ -1804,7 +1871,22 @@
                 <w:sz w:val="20"/>
                 <w:szCs w:val="20"/>
               </w:rPr>
-              <w:t xml:space="preserve">セリフ:重いもの運んで、次の日筋肉痛</w:t>
+              <w:t xml:space="preserve">テロップ:あるある2</w:t>
+            </w:r>
+          </w:p>
+          <w:p>
+            <w:pPr>
+              <w:spacing w:after="40" w:before="0" w:line="280"/>
+            </w:pPr>
+            <w:r>
+              <w:rPr>
+                <w:rFonts w:ascii="Noto Sans CJK JP" w:cs="Noto Sans CJK JP" w:eastAsia="Noto Sans CJK JP" w:hAnsi="Noto Sans CJK JP"/>
+                <w:b w:val="false"/>
+                <w:bCs w:val="false"/>
+                <w:sz w:val="20"/>
+                <w:szCs w:val="20"/>
+              </w:rPr>
+              <w:t xml:space="preserve">セリフ:重い荷物で、毎日ほぼ筋トレ</w:t>
             </w:r>
           </w:p>
         </w:tc>
@@ -1836,7 +1918,7 @@
                 <w:sz w:val="24"/>
                 <w:szCs w:val="24"/>
               </w:rPr>
-              <w:t xml:space="preserve">4 秒</w:t>
+              <w:t xml:space="preserve">3 秒</w:t>
             </w:r>
           </w:p>
           <w:p>
@@ -1849,7 +1931,7 @@
                 <w:sz w:val="18"/>
                 <w:szCs w:val="18"/>
               </w:rPr>
-              <w:t xml:space="preserve">0:10</w:t>
+              <w:t xml:space="preserve">0:07</w:t>
             </w:r>
           </w:p>
           <w:p>
@@ -1862,7 +1944,7 @@
                 <w:sz w:val="18"/>
                 <w:szCs w:val="18"/>
               </w:rPr>
-              <w:t xml:space="preserve">〜0:14</w:t>
+              <w:t xml:space="preserve">〜0:10</w:t>
             </w:r>
           </w:p>
           <w:p>
@@ -1890,7 +1972,7 @@
                 <w:sz w:val="18"/>
                 <w:szCs w:val="18"/>
               </w:rPr>
-              <w:t xml:space="preserve">0:14</w:t>
+              <w:t xml:space="preserve">0:10</w:t>
             </w:r>
           </w:p>
         </w:tc>
@@ -1940,7 +2022,7 @@
                 <wp:inline distT="0" distB="0" distL="0" distR="0">
                   <wp:extent cx="1200150" cy="2133600"/>
                   <wp:effectExtent t="0" r="0" b="0" l="0"/>
-                  <wp:docPr id="130" name="C-05" descr="C-05" title="C-05"/>
+                  <wp:docPr id="129" name="C-05" descr="C-05" title="C-05"/>
                   <wp:cNvGraphicFramePr>
                     <a:graphicFrameLocks xmlns:a="http://schemas.openxmlformats.org/drawingml/2006/main" noChangeAspect="1"/>
                   </wp:cNvGraphicFramePr>
@@ -2033,7 +2115,7 @@
                 <w:sz w:val="20"/>
                 <w:szCs w:val="20"/>
               </w:rPr>
-              <w:t xml:space="preserve">ドアから顔を出して話す(場面の切り替え)。</w:t>
+              <w:t xml:space="preserve">ドアから顔を出して言う(場面の切り替え)。</w:t>
             </w:r>
           </w:p>
           <w:p>
@@ -2077,7 +2159,7 @@
                 <w:sz w:val="20"/>
                 <w:szCs w:val="20"/>
               </w:rPr>
-              <w:t xml:space="preserve">セリフ:バイトなのに、ほぼ筋トレ</w:t>
+              <w:t xml:space="preserve">セリフ:時給に筋肉代、入ってない</w:t>
             </w:r>
           </w:p>
         </w:tc>
@@ -2109,7 +2191,7 @@
                 <w:sz w:val="24"/>
                 <w:szCs w:val="24"/>
               </w:rPr>
-              <w:t xml:space="preserve">3 秒</w:t>
+              <w:t xml:space="preserve">2 秒</w:t>
             </w:r>
           </w:p>
           <w:p>
@@ -2122,7 +2204,7 @@
                 <w:sz w:val="18"/>
                 <w:szCs w:val="18"/>
               </w:rPr>
-              <w:t xml:space="preserve">0:14</w:t>
+              <w:t xml:space="preserve">0:10</w:t>
             </w:r>
           </w:p>
           <w:p>
@@ -2135,7 +2217,7 @@
                 <w:sz w:val="18"/>
                 <w:szCs w:val="18"/>
               </w:rPr>
-              <w:t xml:space="preserve">〜0:17</w:t>
+              <w:t xml:space="preserve">〜0:12</w:t>
             </w:r>
           </w:p>
           <w:p>
@@ -2163,7 +2245,7 @@
                 <w:sz w:val="18"/>
                 <w:szCs w:val="18"/>
               </w:rPr>
-              <w:t xml:space="preserve">0:17</w:t>
+              <w:t xml:space="preserve">0:12</w:t>
             </w:r>
           </w:p>
         </w:tc>
@@ -2213,7 +2295,7 @@
                 <wp:inline distT="0" distB="0" distL="0" distR="0">
                   <wp:extent cx="1200150" cy="2133600"/>
                   <wp:effectExtent t="0" r="0" b="0" l="0"/>
-                  <wp:docPr id="131" name="C-06" descr="C-06" title="C-06"/>
+                  <wp:docPr id="130" name="C-06" descr="C-06" title="C-06"/>
                   <wp:cNvGraphicFramePr>
                     <a:graphicFrameLocks xmlns:a="http://schemas.openxmlformats.org/drawingml/2006/main" noChangeAspect="1"/>
                   </wp:cNvGraphicFramePr>
@@ -2350,7 +2432,22 @@
                 <w:sz w:val="20"/>
                 <w:szCs w:val="20"/>
               </w:rPr>
-              <w:t xml:space="preserve">セリフ:バイトは、ずっとバイトのまま</w:t>
+              <w:t xml:space="preserve">テロップ:あるある3</w:t>
+            </w:r>
+          </w:p>
+          <w:p>
+            <w:pPr>
+              <w:spacing w:after="40" w:before="0" w:line="280"/>
+            </w:pPr>
+            <w:r>
+              <w:rPr>
+                <w:rFonts w:ascii="Noto Sans CJK JP" w:cs="Noto Sans CJK JP" w:eastAsia="Noto Sans CJK JP" w:hAnsi="Noto Sans CJK JP"/>
+                <w:b w:val="false"/>
+                <w:bCs w:val="false"/>
+                <w:sz w:val="20"/>
+                <w:szCs w:val="20"/>
+              </w:rPr>
+              <w:t xml:space="preserve">セリフ:何年やっても、ずっとバイト</w:t>
             </w:r>
           </w:p>
         </w:tc>
@@ -2382,7 +2479,7 @@
                 <w:sz w:val="24"/>
                 <w:szCs w:val="24"/>
               </w:rPr>
-              <w:t xml:space="preserve">4 秒</w:t>
+              <w:t xml:space="preserve">3 秒</w:t>
             </w:r>
           </w:p>
           <w:p>
@@ -2395,7 +2492,7 @@
                 <w:sz w:val="18"/>
                 <w:szCs w:val="18"/>
               </w:rPr>
-              <w:t xml:space="preserve">0:17</w:t>
+              <w:t xml:space="preserve">0:12</w:t>
             </w:r>
           </w:p>
           <w:p>
@@ -2408,7 +2505,7 @@
                 <w:sz w:val="18"/>
                 <w:szCs w:val="18"/>
               </w:rPr>
-              <w:t xml:space="preserve">〜0:21</w:t>
+              <w:t xml:space="preserve">〜0:15</w:t>
             </w:r>
           </w:p>
           <w:p>
@@ -2436,7 +2533,7 @@
                 <w:sz w:val="18"/>
                 <w:szCs w:val="18"/>
               </w:rPr>
-              <w:t xml:space="preserve">0:21</w:t>
+              <w:t xml:space="preserve">0:15</w:t>
             </w:r>
           </w:p>
         </w:tc>
@@ -2456,7 +2553,7 @@
           <w:sz w:val="22"/>
           <w:szCs w:val="22"/>
         </w:rPr>
-        <w:t xml:space="preserve">企画012 工場バイトあるある3選 C-07〜C-09</w:t>
+        <w:t xml:space="preserve">企画012 工場バイトあるある C-07〜C-09</w:t>
       </w:r>
     </w:p>
     <w:tbl>
@@ -2625,7 +2722,7 @@
                 <wp:inline distT="0" distB="0" distL="0" distR="0">
                   <wp:extent cx="1200150" cy="2133600"/>
                   <wp:effectExtent t="0" r="0" b="0" l="0"/>
-                  <wp:docPr id="132" name="C-07" descr="C-07" title="C-07"/>
+                  <wp:docPr id="131" name="C-07" descr="C-07" title="C-07"/>
                   <wp:cNvGraphicFramePr>
                     <a:graphicFrameLocks xmlns:a="http://schemas.openxmlformats.org/drawingml/2006/main" noChangeAspect="1"/>
                   </wp:cNvGraphicFramePr>
@@ -2762,7 +2859,7 @@
                 <w:sz w:val="20"/>
                 <w:szCs w:val="20"/>
               </w:rPr>
-              <w:t xml:space="preserve">セリフ:社員の話は、いつまでも来ない</w:t>
+              <w:t xml:space="preserve">セリフ:社員の話、一回も出ない</w:t>
             </w:r>
           </w:p>
         </w:tc>
@@ -2794,7 +2891,7 @@
                 <w:sz w:val="24"/>
                 <w:szCs w:val="24"/>
               </w:rPr>
-              <w:t xml:space="preserve">3 秒</w:t>
+              <w:t xml:space="preserve">2 秒</w:t>
             </w:r>
           </w:p>
           <w:p>
@@ -2807,7 +2904,7 @@
                 <w:sz w:val="18"/>
                 <w:szCs w:val="18"/>
               </w:rPr>
-              <w:t xml:space="preserve">0:21</w:t>
+              <w:t xml:space="preserve">0:15</w:t>
             </w:r>
           </w:p>
           <w:p>
@@ -2820,7 +2917,7 @@
                 <w:sz w:val="18"/>
                 <w:szCs w:val="18"/>
               </w:rPr>
-              <w:t xml:space="preserve">〜0:24</w:t>
+              <w:t xml:space="preserve">〜0:17</w:t>
             </w:r>
           </w:p>
           <w:p>
@@ -2848,7 +2945,7 @@
                 <w:sz w:val="18"/>
                 <w:szCs w:val="18"/>
               </w:rPr>
-              <w:t xml:space="preserve">0:24</w:t>
+              <w:t xml:space="preserve">0:17</w:t>
             </w:r>
           </w:p>
         </w:tc>
@@ -2898,7 +2995,7 @@
                 <wp:inline distT="0" distB="0" distL="0" distR="0">
                   <wp:extent cx="1200150" cy="2133600"/>
                   <wp:effectExtent t="0" r="0" b="0" l="0"/>
-                  <wp:docPr id="133" name="C-08" descr="C-08" title="C-08"/>
+                  <wp:docPr id="132" name="C-08" descr="C-08" title="C-08"/>
                   <wp:cNvGraphicFramePr>
                     <a:graphicFrameLocks xmlns:a="http://schemas.openxmlformats.org/drawingml/2006/main" noChangeAspect="1"/>
                   </wp:cNvGraphicFramePr>
@@ -3030,12 +3127,27 @@
             <w:r>
               <w:rPr>
                 <w:rFonts w:ascii="Noto Sans CJK JP" w:cs="Noto Sans CJK JP" w:eastAsia="Noto Sans CJK JP" w:hAnsi="Noto Sans CJK JP"/>
+                <w:b w:val="false"/>
+                <w:bCs w:val="false"/>
+                <w:sz w:val="20"/>
+                <w:szCs w:val="20"/>
+              </w:rPr>
+              <w:t xml:space="preserve">テロップ:あるある4</w:t>
+            </w:r>
+          </w:p>
+          <w:p>
+            <w:pPr>
+              <w:spacing w:after="40" w:before="0" w:line="280"/>
+            </w:pPr>
+            <w:r>
+              <w:rPr>
+                <w:rFonts w:ascii="Noto Sans CJK JP" w:cs="Noto Sans CJK JP" w:eastAsia="Noto Sans CJK JP" w:hAnsi="Noto Sans CJK JP"/>
                 <w:b/>
                 <w:bCs/>
                 <w:sz w:val="22"/>
                 <w:szCs w:val="22"/>
               </w:rPr>
-              <w:t xml:space="preserve">セリフ:でも、新日本リプラスなら</w:t>
+              <w:t xml:space="preserve">セリフ:…でも、新日本リプラスは違った</w:t>
             </w:r>
           </w:p>
         </w:tc>
@@ -3080,7 +3192,7 @@
                 <w:sz w:val="18"/>
                 <w:szCs w:val="18"/>
               </w:rPr>
-              <w:t xml:space="preserve">0:24</w:t>
+              <w:t xml:space="preserve">0:17</w:t>
             </w:r>
           </w:p>
           <w:p>
@@ -3093,7 +3205,7 @@
                 <w:sz w:val="18"/>
                 <w:szCs w:val="18"/>
               </w:rPr>
-              <w:t xml:space="preserve">〜0:27</w:t>
+              <w:t xml:space="preserve">〜0:20</w:t>
             </w:r>
           </w:p>
           <w:p>
@@ -3121,7 +3233,7 @@
                 <w:sz w:val="18"/>
                 <w:szCs w:val="18"/>
               </w:rPr>
-              <w:t xml:space="preserve">0:27</w:t>
+              <w:t xml:space="preserve">0:20</w:t>
             </w:r>
           </w:p>
         </w:tc>
@@ -3171,7 +3283,7 @@
                 <wp:inline distT="0" distB="0" distL="0" distR="0">
                   <wp:extent cx="1200150" cy="2133600"/>
                   <wp:effectExtent t="0" r="0" b="0" l="0"/>
-                  <wp:docPr id="134" name="C-09" descr="C-09" title="C-09"/>
+                  <wp:docPr id="133" name="C-09" descr="C-09" title="C-09"/>
                   <wp:cNvGraphicFramePr>
                     <a:graphicFrameLocks xmlns:a="http://schemas.openxmlformats.org/drawingml/2006/main" noChangeAspect="1"/>
                   </wp:cNvGraphicFramePr>
@@ -3353,7 +3465,7 @@
                 <w:sz w:val="18"/>
                 <w:szCs w:val="18"/>
               </w:rPr>
-              <w:t xml:space="preserve">0:27</w:t>
+              <w:t xml:space="preserve">0:20</w:t>
             </w:r>
           </w:p>
           <w:p>
@@ -3366,7 +3478,7 @@
                 <w:sz w:val="18"/>
                 <w:szCs w:val="18"/>
               </w:rPr>
-              <w:t xml:space="preserve">〜0:30</w:t>
+              <w:t xml:space="preserve">〜0:23</w:t>
             </w:r>
           </w:p>
           <w:p>
@@ -3394,7 +3506,7 @@
                 <w:sz w:val="18"/>
                 <w:szCs w:val="18"/>
               </w:rPr>
-              <w:t xml:space="preserve">0:30</w:t>
+              <w:t xml:space="preserve">0:23</w:t>
             </w:r>
           </w:p>
         </w:tc>
@@ -3414,7 +3526,7 @@
           <w:sz w:val="22"/>
           <w:szCs w:val="22"/>
         </w:rPr>
-        <w:t xml:space="preserve">企画012 工場バイトあるある3選 C-10〜C-12</w:t>
+        <w:t xml:space="preserve">企画012 工場バイトあるある C-10〜C-12</w:t>
       </w:r>
     </w:p>
     <w:tbl>
@@ -3583,7 +3695,7 @@
                 <wp:inline distT="0" distB="0" distL="0" distR="0">
                   <wp:extent cx="1200150" cy="2133600"/>
                   <wp:effectExtent t="0" r="0" b="0" l="0"/>
-                  <wp:docPr id="135" name="C-10" descr="C-10" title="C-10"/>
+                  <wp:docPr id="134" name="C-10" descr="C-10" title="C-10"/>
                   <wp:cNvGraphicFramePr>
                     <a:graphicFrameLocks xmlns:a="http://schemas.openxmlformats.org/drawingml/2006/main" noChangeAspect="1"/>
                   </wp:cNvGraphicFramePr>
@@ -3720,7 +3832,7 @@
                 <w:sz w:val="20"/>
                 <w:szCs w:val="20"/>
               </w:rPr>
-              <w:t xml:space="preserve">セリフ:機械を使うから、力仕事なし</w:t>
+              <w:t xml:space="preserve">セリフ:動かすのは機械。力仕事なし</w:t>
             </w:r>
           </w:p>
         </w:tc>
@@ -3765,7 +3877,7 @@
                 <w:sz w:val="18"/>
                 <w:szCs w:val="18"/>
               </w:rPr>
-              <w:t xml:space="preserve">0:30</w:t>
+              <w:t xml:space="preserve">0:23</w:t>
             </w:r>
           </w:p>
           <w:p>
@@ -3778,7 +3890,7 @@
                 <w:sz w:val="18"/>
                 <w:szCs w:val="18"/>
               </w:rPr>
-              <w:t xml:space="preserve">〜0:33</w:t>
+              <w:t xml:space="preserve">〜0:26</w:t>
             </w:r>
           </w:p>
           <w:p>
@@ -3806,7 +3918,7 @@
                 <w:sz w:val="18"/>
                 <w:szCs w:val="18"/>
               </w:rPr>
-              <w:t xml:space="preserve">0:33</w:t>
+              <w:t xml:space="preserve">0:26</w:t>
             </w:r>
           </w:p>
         </w:tc>
@@ -3856,7 +3968,7 @@
                 <wp:inline distT="0" distB="0" distL="0" distR="0">
                   <wp:extent cx="1200150" cy="2133600"/>
                   <wp:effectExtent t="0" r="0" b="0" l="0"/>
-                  <wp:docPr id="136" name="C-11" descr="C-11" title="C-11"/>
+                  <wp:docPr id="135" name="C-11" descr="C-11" title="C-11"/>
                   <wp:cNvGraphicFramePr>
                     <a:graphicFrameLocks xmlns:a="http://schemas.openxmlformats.org/drawingml/2006/main" noChangeAspect="1"/>
                   </wp:cNvGraphicFramePr>
@@ -3993,7 +4105,7 @@
                 <w:sz w:val="20"/>
                 <w:szCs w:val="20"/>
               </w:rPr>
-              <w:t xml:space="preserve">セリフ:やる気次第で、最短1ヶ月で社員になれる</w:t>
+              <w:t xml:space="preserve">セリフ:やる気次第で、最短1ヶ月で社員に</w:t>
             </w:r>
           </w:p>
         </w:tc>
@@ -4038,7 +4150,7 @@
                 <w:sz w:val="18"/>
                 <w:szCs w:val="18"/>
               </w:rPr>
-              <w:t xml:space="preserve">0:33</w:t>
+              <w:t xml:space="preserve">0:26</w:t>
             </w:r>
           </w:p>
           <w:p>
@@ -4051,7 +4163,7 @@
                 <w:sz w:val="18"/>
                 <w:szCs w:val="18"/>
               </w:rPr>
-              <w:t xml:space="preserve">〜0:36</w:t>
+              <w:t xml:space="preserve">〜0:29</w:t>
             </w:r>
           </w:p>
           <w:p>
@@ -4079,7 +4191,7 @@
                 <w:sz w:val="18"/>
                 <w:szCs w:val="18"/>
               </w:rPr>
-              <w:t xml:space="preserve">0:36</w:t>
+              <w:t xml:space="preserve">0:29</w:t>
             </w:r>
           </w:p>
         </w:tc>
@@ -4129,7 +4241,7 @@
                 <wp:inline distT="0" distB="0" distL="0" distR="0">
                   <wp:extent cx="1200150" cy="2133600"/>
                   <wp:effectExtent t="0" r="0" b="0" l="0"/>
-                  <wp:docPr id="137" name="C-12" descr="C-12" title="C-12"/>
+                  <wp:docPr id="136" name="C-12" descr="C-12" title="C-12"/>
                   <wp:cNvGraphicFramePr>
                     <a:graphicFrameLocks xmlns:a="http://schemas.openxmlformats.org/drawingml/2006/main" noChangeAspect="1"/>
                   </wp:cNvGraphicFramePr>
@@ -4266,7 +4378,7 @@
                 <w:sz w:val="22"/>
                 <w:szCs w:val="22"/>
               </w:rPr>
-              <w:t xml:space="preserve">セリフ:気になった人は、プロフィールのリンクから!</w:t>
+              <w:t xml:space="preserve">セリフ:時給1,500円。気になったらプロフィールから!</w:t>
             </w:r>
           </w:p>
         </w:tc>
@@ -4311,7 +4423,7 @@
                 <w:sz w:val="18"/>
                 <w:szCs w:val="18"/>
               </w:rPr>
-              <w:t xml:space="preserve">0:36</w:t>
+              <w:t xml:space="preserve">0:29</w:t>
             </w:r>
           </w:p>
           <w:p>
@@ -4324,7 +4436,7 @@
                 <w:sz w:val="18"/>
                 <w:szCs w:val="18"/>
               </w:rPr>
-              <w:t xml:space="preserve">〜0:39</w:t>
+              <w:t xml:space="preserve">〜0:32</w:t>
             </w:r>
           </w:p>
           <w:p>
@@ -4352,7 +4464,7 @@
                 <w:sz w:val="18"/>
                 <w:szCs w:val="18"/>
               </w:rPr>
-              <w:t xml:space="preserve">0:39</w:t>
+              <w:t xml:space="preserve">0:32</w:t>
             </w:r>
           </w:p>
         </w:tc>

--- a/kikakusho/kikakusho-project/clients/新日本リプラス/out/絵コンテ_企画012_あるある_工場アルバイト_新日本リプラス.docx
+++ b/kikakusho/kikakusho-project/clients/新日本リプラス/out/絵コンテ_企画012_あるある_工場アルバイト_新日本リプラス.docx
@@ -284,19 +284,6 @@
           <w:sz w:val="20"/>
           <w:szCs w:val="20"/>
         </w:rPr>
-        <w:t xml:space="preserve">C-01　工場バイトあるある、言っていい?</w:t>
-      </w:r>
-    </w:p>
-    <w:p>
-      <w:pPr>
-        <w:spacing w:after="30" w:before="0"/>
-      </w:pPr>
-      <w:r>
-        <w:rPr>
-          <w:rFonts w:ascii="Noto Sans CJK JP" w:cs="Noto Sans CJK JP" w:eastAsia="Noto Sans CJK JP" w:hAnsi="Noto Sans CJK JP"/>
-          <w:sz w:val="20"/>
-          <w:szCs w:val="20"/>
-        </w:rPr>
         <w:t xml:space="preserve">C-02　テロップ:あるある1</w:t>
       </w:r>
     </w:p>
@@ -547,7 +534,7 @@
           <w:sz w:val="19"/>
           <w:szCs w:val="19"/>
         </w:rPr>
-        <w:t xml:space="preserve">・あるあるの3つは仮案。社員さんに「前の職場で本当にあった悩み」を聞いて差し替える。</w:t>
+        <w:t xml:space="preserve">・【要検討】あるあるの内容は打ち合わせで決める。下は仮案。</w:t>
       </w:r>
     </w:p>
     <w:p>
@@ -839,7 +826,7 @@
                 <w:sz w:val="20"/>
                 <w:szCs w:val="20"/>
               </w:rPr>
-              <w:t xml:space="preserve">正面で、早口で話し始める。タイトルは上に固定。</w:t>
+              <w:t xml:space="preserve">ドアをガチャっと開けて入ってくる。セリフなし。タイトルは上に固定。</w:t>
             </w:r>
           </w:p>
           <w:p>
@@ -853,7 +840,7 @@
                 <w:sz w:val="18"/>
                 <w:szCs w:val="18"/>
               </w:rPr>
-              <w:t xml:space="preserve">参考動画 0:00</w:t>
+              <w:t xml:space="preserve">参考動画 0:22</w:t>
             </w:r>
           </w:p>
           <w:p>
@@ -884,21 +871,6 @@
                 <w:szCs w:val="22"/>
               </w:rPr>
               <w:t xml:space="preserve">テロップ:工場バイトあるある</w:t>
-            </w:r>
-          </w:p>
-          <w:p>
-            <w:pPr>
-              <w:spacing w:after="40" w:before="0" w:line="280"/>
-            </w:pPr>
-            <w:r>
-              <w:rPr>
-                <w:rFonts w:ascii="Noto Sans CJK JP" w:cs="Noto Sans CJK JP" w:eastAsia="Noto Sans CJK JP" w:hAnsi="Noto Sans CJK JP"/>
-                <w:b w:val="false"/>
-                <w:bCs w:val="false"/>
-                <w:sz w:val="20"/>
-                <w:szCs w:val="20"/>
-              </w:rPr>
-              <w:t xml:space="preserve">セリフ:工場バイトあるある、言っていい?</w:t>
             </w:r>
           </w:p>
         </w:tc>
@@ -1127,7 +1099,7 @@
                 <w:sz w:val="20"/>
                 <w:szCs w:val="20"/>
               </w:rPr>
-              <w:t xml:space="preserve">早口で、身ぶりを大きく。</w:t>
+              <w:t xml:space="preserve">早口で、身ぶりを大きく。 入ってきた勢いのまま、すぐ言い始める。</w:t>
             </w:r>
           </w:p>
           <w:p>
@@ -2115,7 +2087,7 @@
                 <w:sz w:val="20"/>
                 <w:szCs w:val="20"/>
               </w:rPr>
-              <w:t xml:space="preserve">ドアから顔を出して言う(場面の切り替え)。</w:t>
+              <w:t xml:space="preserve">顔のアップ。表情で共感を出す。</w:t>
             </w:r>
           </w:p>
           <w:p>
@@ -2129,7 +2101,7 @@
                 <w:sz w:val="18"/>
                 <w:szCs w:val="18"/>
               </w:rPr>
-              <w:t xml:space="preserve">参考動画 0:10</w:t>
+              <w:t xml:space="preserve">参考動画 0:15</w:t>
             </w:r>
           </w:p>
           <w:p>
@@ -3102,7 +3074,7 @@
                 <w:sz w:val="18"/>
                 <w:szCs w:val="18"/>
               </w:rPr>
-              <w:t xml:space="preserve">参考動画 0:22</w:t>
+              <w:t xml:space="preserve">参考動画 0:10</w:t>
             </w:r>
           </w:p>
           <w:p>

--- a/kikakusho/kikakusho-project/clients/新日本リプラス/out/絵コンテ_企画012_あるある_工場アルバイト_新日本リプラス.docx
+++ b/kikakusho/kikakusho-project/clients/新日本リプラス/out/絵コンテ_企画012_あるある_工場アルバイト_新日本リプラス.docx
@@ -42,7 +42,7 @@
           <w:sz w:val="19"/>
           <w:szCs w:val="19"/>
         </w:rPr>
-        <w:t xml:space="preserve">想定32秒 12カット 縦型9:16 エンタメ(あるある・早口)</w:t>
+        <w:t xml:space="preserve">想定42秒 6カット 縦型9:16 エンタメ(あるある・早口)</w:t>
       </w:r>
     </w:p>
     <w:p>
@@ -242,7 +242,7 @@
           <w:sz w:val="19"/>
           <w:szCs w:val="19"/>
         </w:rPr>
-        <w:t xml:space="preserve">テンポを最優先。セリフの間をすべて詰め、1文ごとにカット。字幕は話した言葉そのままで、1行ずつ出す。4つ目の答えは、1〜3のあるあると同じ順番で返す。</w:t>
+        <w:t xml:space="preserve">テンポを最優先。1つのあるあるを途中で切らずに言い切る。言いよどみや間は編集で詰める。字幕は話した言葉のまま、短く切って出す。4つ目の答えは、1〜3と同じ順番で返す。</w:t>
       </w:r>
     </w:p>
     <w:p>
@@ -297,7 +297,7 @@
           <w:sz w:val="20"/>
           <w:szCs w:val="20"/>
         </w:rPr>
-        <w:t xml:space="preserve">C-02　シフトの希望、出しても通らない</w:t>
+        <w:t xml:space="preserve">C-02　シフトの希望ちゃんと出したのに、希望の日ほぼ入ってなくて、言ったら「人足りないからさ」で終わり。じゃあ希望出させた意味なに?</w:t>
       </w:r>
     </w:p>
     <w:p>
@@ -310,7 +310,7 @@
           <w:sz w:val="20"/>
           <w:szCs w:val="20"/>
         </w:rPr>
-        <w:t xml:space="preserve">C-03　出した意味あった?</w:t>
+        <w:t xml:space="preserve">C-03　テロップ:あるある2</w:t>
       </w:r>
     </w:p>
     <w:p>
@@ -323,7 +323,7 @@
           <w:sz w:val="20"/>
           <w:szCs w:val="20"/>
         </w:rPr>
-        <w:t xml:space="preserve">C-04　テロップ:あるある2</w:t>
+        <w:t xml:space="preserve">C-03　重い段ボールずっと運んで、時給は変わらないのに腕だけどんどん太くなって、給料もらいながらジム通ってる感覚</w:t>
       </w:r>
     </w:p>
     <w:p>
@@ -336,7 +336,7 @@
           <w:sz w:val="20"/>
           <w:szCs w:val="20"/>
         </w:rPr>
-        <w:t xml:space="preserve">C-04　重い荷物で、毎日ほぼ筋トレ</w:t>
+        <w:t xml:space="preserve">C-04　テロップ:あるある3</w:t>
       </w:r>
     </w:p>
     <w:p>
@@ -349,7 +349,7 @@
           <w:sz w:val="20"/>
           <w:szCs w:val="20"/>
         </w:rPr>
-        <w:t xml:space="preserve">C-05　時給に筋肉代、入ってない</w:t>
+        <w:t xml:space="preserve">C-04　何年やってもずっとバイトのままで、社員の話なんて一回も出なくて、新人に仕事教えてるの自分なのに…</w:t>
       </w:r>
     </w:p>
     <w:p>
@@ -362,7 +362,7 @@
           <w:sz w:val="20"/>
           <w:szCs w:val="20"/>
         </w:rPr>
-        <w:t xml:space="preserve">C-06　テロップ:あるある3</w:t>
+        <w:t xml:space="preserve">C-05　テロップ:あるある4</w:t>
       </w:r>
     </w:p>
     <w:p>
@@ -375,7 +375,7 @@
           <w:sz w:val="20"/>
           <w:szCs w:val="20"/>
         </w:rPr>
-        <w:t xml:space="preserve">C-06　何年やっても、ずっとバイト</w:t>
+        <w:t xml:space="preserve">C-05　でも新日本リプラスは、</w:t>
       </w:r>
     </w:p>
     <w:p>
@@ -388,7 +388,7 @@
           <w:sz w:val="20"/>
           <w:szCs w:val="20"/>
         </w:rPr>
-        <w:t xml:space="preserve">C-07　社員の話、一回も出ない</w:t>
+        <w:t xml:space="preserve">C-05　休みの希望はほぼ通る(繁忙期は調整あり)。作業は機械だから力仕事なし。やる気次第で最短1ヶ月で社員にもなれる。時給は1,500円</w:t>
       </w:r>
     </w:p>
     <w:p>
@@ -401,72 +401,7 @@
           <w:sz w:val="20"/>
           <w:szCs w:val="20"/>
         </w:rPr>
-        <w:t xml:space="preserve">C-08　テロップ:あるある4</w:t>
-      </w:r>
-    </w:p>
-    <w:p>
-      <w:pPr>
-        <w:spacing w:after="30" w:before="0"/>
-      </w:pPr>
-      <w:r>
-        <w:rPr>
-          <w:rFonts w:ascii="Noto Sans CJK JP" w:cs="Noto Sans CJK JP" w:eastAsia="Noto Sans CJK JP" w:hAnsi="Noto Sans CJK JP"/>
-          <w:sz w:val="20"/>
-          <w:szCs w:val="20"/>
-        </w:rPr>
-        <w:t xml:space="preserve">C-08　…でも、新日本リプラスは違った</w:t>
-      </w:r>
-    </w:p>
-    <w:p>
-      <w:pPr>
-        <w:spacing w:after="30" w:before="0"/>
-      </w:pPr>
-      <w:r>
-        <w:rPr>
-          <w:rFonts w:ascii="Noto Sans CJK JP" w:cs="Noto Sans CJK JP" w:eastAsia="Noto Sans CJK JP" w:hAnsi="Noto Sans CJK JP"/>
-          <w:sz w:val="20"/>
-          <w:szCs w:val="20"/>
-        </w:rPr>
-        <w:t xml:space="preserve">C-09　休みの希望は、ほぼ通る(繁忙期は調整あり)</w:t>
-      </w:r>
-    </w:p>
-    <w:p>
-      <w:pPr>
-        <w:spacing w:after="30" w:before="0"/>
-      </w:pPr>
-      <w:r>
-        <w:rPr>
-          <w:rFonts w:ascii="Noto Sans CJK JP" w:cs="Noto Sans CJK JP" w:eastAsia="Noto Sans CJK JP" w:hAnsi="Noto Sans CJK JP"/>
-          <w:sz w:val="20"/>
-          <w:szCs w:val="20"/>
-        </w:rPr>
-        <w:t xml:space="preserve">C-10　動かすのは機械。力仕事なし</w:t>
-      </w:r>
-    </w:p>
-    <w:p>
-      <w:pPr>
-        <w:spacing w:after="30" w:before="0"/>
-      </w:pPr>
-      <w:r>
-        <w:rPr>
-          <w:rFonts w:ascii="Noto Sans CJK JP" w:cs="Noto Sans CJK JP" w:eastAsia="Noto Sans CJK JP" w:hAnsi="Noto Sans CJK JP"/>
-          <w:sz w:val="20"/>
-          <w:szCs w:val="20"/>
-        </w:rPr>
-        <w:t xml:space="preserve">C-11　やる気次第で、最短1ヶ月で社員に</w:t>
-      </w:r>
-    </w:p>
-    <w:p>
-      <w:pPr>
-        <w:spacing w:after="30" w:before="0"/>
-      </w:pPr>
-      <w:r>
-        <w:rPr>
-          <w:rFonts w:ascii="Noto Sans CJK JP" w:cs="Noto Sans CJK JP" w:eastAsia="Noto Sans CJK JP" w:hAnsi="Noto Sans CJK JP"/>
-          <w:sz w:val="20"/>
-          <w:szCs w:val="20"/>
-        </w:rPr>
-        <w:t xml:space="preserve">C-12　時給1,500円。気になったらプロフィールから!</w:t>
+        <w:t xml:space="preserve">C-06　気になったら、プロフィールから見てみて!</w:t>
       </w:r>
     </w:p>
     <w:p>
@@ -534,7 +469,7 @@
           <w:sz w:val="19"/>
           <w:szCs w:val="19"/>
         </w:rPr>
-        <w:t xml:space="preserve">・【要検討】あるあるの内容は打ち合わせで決める。下は仮案。</w:t>
+        <w:t xml:space="preserve">・1〜3のあるあるは仮案。社員さんの実体験があれば差し替える。</w:t>
       </w:r>
     </w:p>
     <w:p>
@@ -733,7 +668,7 @@
                 <wp:inline distT="0" distB="0" distL="0" distR="0">
                   <wp:extent cx="1200150" cy="2133600"/>
                   <wp:effectExtent t="0" r="0" b="0" l="0"/>
-                  <wp:docPr id="125" name="C-01" descr="C-01" title="C-01"/>
+                  <wp:docPr id="113" name="C-01" descr="C-01" title="C-01"/>
                   <wp:cNvGraphicFramePr>
                     <a:graphicFrameLocks xmlns:a="http://schemas.openxmlformats.org/drawingml/2006/main" noChangeAspect="1"/>
                   </wp:cNvGraphicFramePr>
@@ -1006,7 +941,7 @@
                 <wp:inline distT="0" distB="0" distL="0" distR="0">
                   <wp:extent cx="1200150" cy="2133600"/>
                   <wp:effectExtent t="0" r="0" b="0" l="0"/>
-                  <wp:docPr id="126" name="C-02" descr="C-02" title="C-02"/>
+                  <wp:docPr id="114" name="C-02" descr="C-02" title="C-02"/>
                   <wp:cNvGraphicFramePr>
                     <a:graphicFrameLocks xmlns:a="http://schemas.openxmlformats.org/drawingml/2006/main" noChangeAspect="1"/>
                   </wp:cNvGraphicFramePr>
@@ -1099,7 +1034,7 @@
                 <w:sz w:val="20"/>
                 <w:szCs w:val="20"/>
               </w:rPr>
-              <w:t xml:space="preserve">早口で、身ぶりを大きく。 入ってきた勢いのまま、すぐ言い始める。</w:t>
+              <w:t xml:space="preserve">息つぎなしで、早口で一気に言い切る。身ぶりは大きく。 入ってきた勢いのまま、すぐ言い始める。</w:t>
             </w:r>
           </w:p>
           <w:p>
@@ -1113,7 +1048,7 @@
                 <w:sz w:val="18"/>
                 <w:szCs w:val="18"/>
               </w:rPr>
-              <w:t xml:space="preserve">参考動画 0:03</w:t>
+              <w:t xml:space="preserve">参考動画 0:03｜字幕は話した言葉のまま、短く切って次々に出す。</w:t>
             </w:r>
           </w:p>
           <w:p>
@@ -1158,7 +1093,7 @@
                 <w:sz w:val="20"/>
                 <w:szCs w:val="20"/>
               </w:rPr>
-              <w:t xml:space="preserve">セリフ:シフトの希望、出しても通らない</w:t>
+              <w:t xml:space="preserve">セリフ:シフトの希望ちゃんと出したのに、希望の日ほぼ入ってなくて、言ったら「人足りないからさ」で終わり。じゃあ希望出させた意味なに?</w:t>
             </w:r>
           </w:p>
         </w:tc>
@@ -1190,7 +1125,7 @@
                 <w:sz w:val="24"/>
                 <w:szCs w:val="24"/>
               </w:rPr>
-              <w:t xml:space="preserve">3 秒</w:t>
+              <w:t xml:space="preserve">9 秒</w:t>
             </w:r>
           </w:p>
           <w:p>
@@ -1216,7 +1151,7 @@
                 <w:sz w:val="18"/>
                 <w:szCs w:val="18"/>
               </w:rPr>
-              <w:t xml:space="preserve">〜0:05</w:t>
+              <w:t xml:space="preserve">〜0:11</w:t>
             </w:r>
           </w:p>
           <w:p>
@@ -1244,7 +1179,7 @@
                 <w:sz w:val="18"/>
                 <w:szCs w:val="18"/>
               </w:rPr>
-              <w:t xml:space="preserve">0:05</w:t>
+              <w:t xml:space="preserve">0:11</w:t>
             </w:r>
           </w:p>
         </w:tc>
@@ -1294,7 +1229,7 @@
                 <wp:inline distT="0" distB="0" distL="0" distR="0">
                   <wp:extent cx="1200150" cy="2133600"/>
                   <wp:effectExtent t="0" r="0" b="0" l="0"/>
-                  <wp:docPr id="127" name="C-03" descr="C-03" title="C-03"/>
+                  <wp:docPr id="115" name="C-03" descr="C-03" title="C-03"/>
                   <wp:cNvGraphicFramePr>
                     <a:graphicFrameLocks xmlns:a="http://schemas.openxmlformats.org/drawingml/2006/main" noChangeAspect="1"/>
                   </wp:cNvGraphicFramePr>
@@ -1387,7 +1322,7 @@
                 <w:sz w:val="20"/>
                 <w:szCs w:val="20"/>
               </w:rPr>
-              <w:t xml:space="preserve">顔のアップ。表情で共感を出す。</w:t>
+              <w:t xml:space="preserve">息つぎなしで、早口で一気に言い切る。身ぶりは大きく。</w:t>
             </w:r>
           </w:p>
           <w:p>
@@ -1401,7 +1336,7 @@
                 <w:sz w:val="18"/>
                 <w:szCs w:val="18"/>
               </w:rPr>
-              <w:t xml:space="preserve">参考動画 0:06</w:t>
+              <w:t xml:space="preserve">参考動画 0:12｜字幕は話した言葉のまま、短く切って次々に出す。</w:t>
             </w:r>
           </w:p>
           <w:p>
@@ -1431,7 +1366,22 @@
                 <w:sz w:val="20"/>
                 <w:szCs w:val="20"/>
               </w:rPr>
-              <w:t xml:space="preserve">セリフ:出した意味あった?</w:t>
+              <w:t xml:space="preserve">テロップ:あるある2</w:t>
+            </w:r>
+          </w:p>
+          <w:p>
+            <w:pPr>
+              <w:spacing w:after="40" w:before="0" w:line="280"/>
+            </w:pPr>
+            <w:r>
+              <w:rPr>
+                <w:rFonts w:ascii="Noto Sans CJK JP" w:cs="Noto Sans CJK JP" w:eastAsia="Noto Sans CJK JP" w:hAnsi="Noto Sans CJK JP"/>
+                <w:b w:val="false"/>
+                <w:bCs w:val="false"/>
+                <w:sz w:val="20"/>
+                <w:szCs w:val="20"/>
+              </w:rPr>
+              <w:t xml:space="preserve">セリフ:重い段ボールずっと運んで、時給は変わらないのに腕だけどんどん太くなって、給料もらいながらジム通ってる感覚</w:t>
             </w:r>
           </w:p>
         </w:tc>
@@ -1463,7 +1413,7 @@
                 <w:sz w:val="24"/>
                 <w:szCs w:val="24"/>
               </w:rPr>
-              <w:t xml:space="preserve">2 秒</w:t>
+              <w:t xml:space="preserve">9 秒</w:t>
             </w:r>
           </w:p>
           <w:p>
@@ -1476,7 +1426,7 @@
                 <w:sz w:val="18"/>
                 <w:szCs w:val="18"/>
               </w:rPr>
-              <w:t xml:space="preserve">0:05</w:t>
+              <w:t xml:space="preserve">0:11</w:t>
             </w:r>
           </w:p>
           <w:p>
@@ -1489,7 +1439,7 @@
                 <w:sz w:val="18"/>
                 <w:szCs w:val="18"/>
               </w:rPr>
-              <w:t xml:space="preserve">〜0:07</w:t>
+              <w:t xml:space="preserve">〜0:20</w:t>
             </w:r>
           </w:p>
           <w:p>
@@ -1517,7 +1467,7 @@
                 <w:sz w:val="18"/>
                 <w:szCs w:val="18"/>
               </w:rPr>
-              <w:t xml:space="preserve">0:07</w:t>
+              <w:t xml:space="preserve">0:20</w:t>
             </w:r>
           </w:p>
         </w:tc>
@@ -1706,7 +1656,7 @@
                 <wp:inline distT="0" distB="0" distL="0" distR="0">
                   <wp:extent cx="1200150" cy="2133600"/>
                   <wp:effectExtent t="0" r="0" b="0" l="0"/>
-                  <wp:docPr id="128" name="C-04" descr="C-04" title="C-04"/>
+                  <wp:docPr id="116" name="C-04" descr="C-04" title="C-04"/>
                   <wp:cNvGraphicFramePr>
                     <a:graphicFrameLocks xmlns:a="http://schemas.openxmlformats.org/drawingml/2006/main" noChangeAspect="1"/>
                   </wp:cNvGraphicFramePr>
@@ -1799,7 +1749,7 @@
                 <w:sz w:val="20"/>
                 <w:szCs w:val="20"/>
               </w:rPr>
-              <w:t xml:space="preserve">早口で、身ぶりを大きく。</w:t>
+              <w:t xml:space="preserve">息つぎなしで、早口で一気に言い切る。身ぶりは大きく。</w:t>
             </w:r>
           </w:p>
           <w:p>
@@ -1813,7 +1763,7 @@
                 <w:sz w:val="18"/>
                 <w:szCs w:val="18"/>
               </w:rPr>
-              <w:t xml:space="preserve">参考動画 0:12</w:t>
+              <w:t xml:space="preserve">参考動画 0:24｜字幕は話した言葉のまま、短く切って次々に出す。</w:t>
             </w:r>
           </w:p>
           <w:p>
@@ -1843,7 +1793,7 @@
                 <w:sz w:val="20"/>
                 <w:szCs w:val="20"/>
               </w:rPr>
-              <w:t xml:space="preserve">テロップ:あるある2</w:t>
+              <w:t xml:space="preserve">テロップ:あるある3</w:t>
             </w:r>
           </w:p>
           <w:p>
@@ -1858,7 +1808,7 @@
                 <w:sz w:val="20"/>
                 <w:szCs w:val="20"/>
               </w:rPr>
-              <w:t xml:space="preserve">セリフ:重い荷物で、毎日ほぼ筋トレ</w:t>
+              <w:t xml:space="preserve">セリフ:何年やってもずっとバイトのままで、社員の話なんて一回も出なくて、新人に仕事教えてるの自分なのに…</w:t>
             </w:r>
           </w:p>
         </w:tc>
@@ -1890,7 +1840,7 @@
                 <w:sz w:val="24"/>
                 <w:szCs w:val="24"/>
               </w:rPr>
-              <w:t xml:space="preserve">3 秒</w:t>
+              <w:t xml:space="preserve">9 秒</w:t>
             </w:r>
           </w:p>
           <w:p>
@@ -1903,7 +1853,7 @@
                 <w:sz w:val="18"/>
                 <w:szCs w:val="18"/>
               </w:rPr>
-              <w:t xml:space="preserve">0:07</w:t>
+              <w:t xml:space="preserve">0:20</w:t>
             </w:r>
           </w:p>
           <w:p>
@@ -1916,7 +1866,7 @@
                 <w:sz w:val="18"/>
                 <w:szCs w:val="18"/>
               </w:rPr>
-              <w:t xml:space="preserve">〜0:10</w:t>
+              <w:t xml:space="preserve">〜0:29</w:t>
             </w:r>
           </w:p>
           <w:p>
@@ -1944,7 +1894,7 @@
                 <w:sz w:val="18"/>
                 <w:szCs w:val="18"/>
               </w:rPr>
-              <w:t xml:space="preserve">0:10</w:t>
+              <w:t xml:space="preserve">0:29</w:t>
             </w:r>
           </w:p>
         </w:tc>
@@ -1994,7 +1944,7 @@
                 <wp:inline distT="0" distB="0" distL="0" distR="0">
                   <wp:extent cx="1200150" cy="2133600"/>
                   <wp:effectExtent t="0" r="0" b="0" l="0"/>
-                  <wp:docPr id="129" name="C-05" descr="C-05" title="C-05"/>
+                  <wp:docPr id="117" name="C-05" descr="C-05" title="C-05"/>
                   <wp:cNvGraphicFramePr>
                     <a:graphicFrameLocks xmlns:a="http://schemas.openxmlformats.org/drawingml/2006/main" noChangeAspect="1"/>
                   </wp:cNvGraphicFramePr>
@@ -2087,7 +2037,7 @@
                 <w:sz w:val="20"/>
                 <w:szCs w:val="20"/>
               </w:rPr>
-              <w:t xml:space="preserve">顔のアップ。表情で共感を出す。</w:t>
+              <w:t xml:space="preserve">ドアから出てきて、声のトーンを変える。そのまま一気に言い切る。</w:t>
             </w:r>
           </w:p>
           <w:p>
@@ -2101,7 +2051,7 @@
                 <w:sz w:val="18"/>
                 <w:szCs w:val="18"/>
               </w:rPr>
-              <w:t xml:space="preserve">参考動画 0:15</w:t>
+              <w:t xml:space="preserve">参考動画 0:10｜大事な言葉だけ色を変える。</w:t>
             </w:r>
           </w:p>
           <w:p>
@@ -2131,7 +2081,37 @@
                 <w:sz w:val="20"/>
                 <w:szCs w:val="20"/>
               </w:rPr>
-              <w:t xml:space="preserve">セリフ:時給に筋肉代、入ってない</w:t>
+              <w:t xml:space="preserve">テロップ:あるある4</w:t>
+            </w:r>
+          </w:p>
+          <w:p>
+            <w:pPr>
+              <w:spacing w:after="40" w:before="0" w:line="280"/>
+            </w:pPr>
+            <w:r>
+              <w:rPr>
+                <w:rFonts w:ascii="Noto Sans CJK JP" w:cs="Noto Sans CJK JP" w:eastAsia="Noto Sans CJK JP" w:hAnsi="Noto Sans CJK JP"/>
+                <w:b/>
+                <w:bCs/>
+                <w:sz w:val="22"/>
+                <w:szCs w:val="22"/>
+              </w:rPr>
+              <w:t xml:space="preserve">セリフ:でも新日本リプラスは、</w:t>
+            </w:r>
+          </w:p>
+          <w:p>
+            <w:pPr>
+              <w:spacing w:after="40" w:before="0" w:line="280"/>
+            </w:pPr>
+            <w:r>
+              <w:rPr>
+                <w:rFonts w:ascii="Noto Sans CJK JP" w:cs="Noto Sans CJK JP" w:eastAsia="Noto Sans CJK JP" w:hAnsi="Noto Sans CJK JP"/>
+                <w:b w:val="false"/>
+                <w:bCs w:val="false"/>
+                <w:sz w:val="20"/>
+                <w:szCs w:val="20"/>
+              </w:rPr>
+              <w:t xml:space="preserve">セリフ:休みの希望はほぼ通る(繁忙期は調整あり)。作業は機械だから力仕事なし。やる気次第で最短1ヶ月で社員にもなれる。時給は1,500円</w:t>
             </w:r>
           </w:p>
         </w:tc>
@@ -2163,7 +2143,7 @@
                 <w:sz w:val="24"/>
                 <w:szCs w:val="24"/>
               </w:rPr>
-              <w:t xml:space="preserve">2 秒</w:t>
+              <w:t xml:space="preserve">10 秒</w:t>
             </w:r>
           </w:p>
           <w:p>
@@ -2176,7 +2156,7 @@
                 <w:sz w:val="18"/>
                 <w:szCs w:val="18"/>
               </w:rPr>
-              <w:t xml:space="preserve">0:10</w:t>
+              <w:t xml:space="preserve">0:29</w:t>
             </w:r>
           </w:p>
           <w:p>
@@ -2189,7 +2169,7 @@
                 <w:sz w:val="18"/>
                 <w:szCs w:val="18"/>
               </w:rPr>
-              <w:t xml:space="preserve">〜0:12</w:t>
+              <w:t xml:space="preserve">〜0:39</w:t>
             </w:r>
           </w:p>
           <w:p>
@@ -2217,7 +2197,7 @@
                 <w:sz w:val="18"/>
                 <w:szCs w:val="18"/>
               </w:rPr>
-              <w:t xml:space="preserve">0:12</w:t>
+              <w:t xml:space="preserve">0:39</w:t>
             </w:r>
           </w:p>
         </w:tc>
@@ -2267,7 +2247,7 @@
                 <wp:inline distT="0" distB="0" distL="0" distR="0">
                   <wp:extent cx="1200150" cy="2133600"/>
                   <wp:effectExtent t="0" r="0" b="0" l="0"/>
-                  <wp:docPr id="130" name="C-06" descr="C-06" title="C-06"/>
+                  <wp:docPr id="118" name="C-06" descr="C-06" title="C-06"/>
                   <wp:cNvGraphicFramePr>
                     <a:graphicFrameLocks xmlns:a="http://schemas.openxmlformats.org/drawingml/2006/main" noChangeAspect="1"/>
                   </wp:cNvGraphicFramePr>
@@ -2360,7 +2340,7 @@
                 <w:sz w:val="20"/>
                 <w:szCs w:val="20"/>
               </w:rPr>
-              <w:t xml:space="preserve">早口で、身ぶりを大きく。</w:t>
+              <w:t xml:space="preserve">カメラを指さす。</w:t>
             </w:r>
           </w:p>
           <w:p>
@@ -2374,7 +2354,7 @@
                 <w:sz w:val="18"/>
                 <w:szCs w:val="18"/>
               </w:rPr>
-              <w:t xml:space="preserve">参考動画 0:24</w:t>
+              <w:t xml:space="preserve">参考動画 0:45</w:t>
             </w:r>
           </w:p>
           <w:p>
@@ -2399,27 +2379,12 @@
             <w:r>
               <w:rPr>
                 <w:rFonts w:ascii="Noto Sans CJK JP" w:cs="Noto Sans CJK JP" w:eastAsia="Noto Sans CJK JP" w:hAnsi="Noto Sans CJK JP"/>
-                <w:b w:val="false"/>
-                <w:bCs w:val="false"/>
-                <w:sz w:val="20"/>
-                <w:szCs w:val="20"/>
-              </w:rPr>
-              <w:t xml:space="preserve">テロップ:あるある3</w:t>
-            </w:r>
-          </w:p>
-          <w:p>
-            <w:pPr>
-              <w:spacing w:after="40" w:before="0" w:line="280"/>
-            </w:pPr>
-            <w:r>
-              <w:rPr>
-                <w:rFonts w:ascii="Noto Sans CJK JP" w:cs="Noto Sans CJK JP" w:eastAsia="Noto Sans CJK JP" w:hAnsi="Noto Sans CJK JP"/>
-                <w:b w:val="false"/>
-                <w:bCs w:val="false"/>
-                <w:sz w:val="20"/>
-                <w:szCs w:val="20"/>
-              </w:rPr>
-              <w:t xml:space="preserve">セリフ:何年やっても、ずっとバイト</w:t>
+                <w:b/>
+                <w:bCs/>
+                <w:sz w:val="22"/>
+                <w:szCs w:val="22"/>
+              </w:rPr>
+              <w:t xml:space="preserve">セリフ:気になったら、プロフィールから見てみて!</w:t>
             </w:r>
           </w:p>
         </w:tc>
@@ -2464,7 +2429,7 @@
                 <w:sz w:val="18"/>
                 <w:szCs w:val="18"/>
               </w:rPr>
-              <w:t xml:space="preserve">0:12</w:t>
+              <w:t xml:space="preserve">0:39</w:t>
             </w:r>
           </w:p>
           <w:p>
@@ -2477,7 +2442,7 @@
                 <w:sz w:val="18"/>
                 <w:szCs w:val="18"/>
               </w:rPr>
-              <w:t xml:space="preserve">〜0:15</w:t>
+              <w:t xml:space="preserve">〜0:42</w:t>
             </w:r>
           </w:p>
           <w:p>
@@ -2505,1938 +2470,7 @@
                 <w:sz w:val="18"/>
                 <w:szCs w:val="18"/>
               </w:rPr>
-              <w:t xml:space="preserve">0:15</w:t>
-            </w:r>
-          </w:p>
-        </w:tc>
-      </w:tr>
-    </w:tbl>
-    <w:p>
-      <w:pPr>
-        <w:keepNext/>
-        <w:pageBreakBefore/>
-        <w:spacing w:after="100" w:before="0"/>
-      </w:pPr>
-      <w:r>
-        <w:rPr>
-          <w:rFonts w:ascii="Noto Sans CJK JP" w:cs="Noto Sans CJK JP" w:eastAsia="Noto Sans CJK JP" w:hAnsi="Noto Sans CJK JP"/>
-          <w:b/>
-          <w:bCs/>
-          <w:sz w:val="22"/>
-          <w:szCs w:val="22"/>
-        </w:rPr>
-        <w:t xml:space="preserve">企画012 工場バイトあるある C-07〜C-09</w:t>
-      </w:r>
-    </w:p>
-    <w:tbl>
-      <w:tblPr>
-        <w:tblW w:type="dxa" w:w="10319"/>
-        <w:tblBorders>
-          <w:top w:val="single" w:color="auto" w:sz="4"/>
-          <w:left w:val="single" w:color="auto" w:sz="4"/>
-          <w:bottom w:val="single" w:color="auto" w:sz="4"/>
-          <w:right w:val="single" w:color="auto" w:sz="4"/>
-          <w:insideH w:val="single" w:color="auto" w:sz="4"/>
-          <w:insideV w:val="single" w:color="auto" w:sz="4"/>
-        </w:tblBorders>
-      </w:tblPr>
-      <w:tblGrid>
-        <w:gridCol w:w="2523"/>
-        <w:gridCol w:w="6605"/>
-        <w:gridCol w:w="1191"/>
-      </w:tblGrid>
-      <w:tr>
-        <w:trPr>
-          <w:tblHeader/>
-        </w:trPr>
-        <w:tc>
-          <w:tcPr>
-            <w:tcW w:type="dxa" w:w="2523"/>
-            <w:tcBorders>
-              <w:top w:val="single" w:color="BFBFBF" w:sz="4"/>
-              <w:left w:val="single" w:color="BFBFBF" w:sz="4"/>
-              <w:bottom w:val="single" w:color="BFBFBF" w:sz="4"/>
-              <w:right w:val="single" w:color="BFBFBF" w:sz="4"/>
-            </w:tcBorders>
-            <w:shd w:fill="F2F2F2" w:color="auto" w:val="clear"/>
-            <w:tcMar>
-              <w:top w:type="dxa" w:w="100"/>
-              <w:left w:type="dxa" w:w="120"/>
-              <w:bottom w:type="dxa" w:w="100"/>
-              <w:right w:type="dxa" w:w="120"/>
-            </w:tcMar>
-          </w:tcPr>
-          <w:p>
-            <w:pPr>
-              <w:spacing w:after="0" w:before="0"/>
-            </w:pPr>
-            <w:r>
-              <w:rPr>
-                <w:rFonts w:ascii="Noto Sans CJK JP" w:cs="Noto Sans CJK JP" w:eastAsia="Noto Sans CJK JP" w:hAnsi="Noto Sans CJK JP"/>
-                <w:b/>
-                <w:bCs/>
-                <w:sz w:val="20"/>
-                <w:szCs w:val="20"/>
-              </w:rPr>
-              <w:t xml:space="preserve">画面/絵</w:t>
-            </w:r>
-          </w:p>
-        </w:tc>
-        <w:tc>
-          <w:tcPr>
-            <w:tcW w:type="dxa" w:w="6605"/>
-            <w:tcBorders>
-              <w:top w:val="single" w:color="BFBFBF" w:sz="4"/>
-              <w:left w:val="single" w:color="BFBFBF" w:sz="4"/>
-              <w:bottom w:val="single" w:color="BFBFBF" w:sz="4"/>
-              <w:right w:val="single" w:color="BFBFBF" w:sz="4"/>
-            </w:tcBorders>
-            <w:shd w:fill="F2F2F2" w:color="auto" w:val="clear"/>
-            <w:tcMar>
-              <w:top w:type="dxa" w:w="100"/>
-              <w:left w:type="dxa" w:w="120"/>
-              <w:bottom w:type="dxa" w:w="100"/>
-              <w:right w:type="dxa" w:w="120"/>
-            </w:tcMar>
-          </w:tcPr>
-          <w:p>
-            <w:pPr>
-              <w:spacing w:after="0" w:before="0"/>
-            </w:pPr>
-            <w:r>
-              <w:rPr>
-                <w:rFonts w:ascii="Noto Sans CJK JP" w:cs="Noto Sans CJK JP" w:eastAsia="Noto Sans CJK JP" w:hAnsi="Noto Sans CJK JP"/>
-                <w:b/>
-                <w:bCs/>
-                <w:sz w:val="20"/>
-                <w:szCs w:val="20"/>
-              </w:rPr>
-              <w:t xml:space="preserve">内容&amp;セリフ</w:t>
-            </w:r>
-          </w:p>
-        </w:tc>
-        <w:tc>
-          <w:tcPr>
-            <w:tcW w:type="dxa" w:w="1191"/>
-            <w:tcBorders>
-              <w:top w:val="single" w:color="BFBFBF" w:sz="4"/>
-              <w:left w:val="single" w:color="BFBFBF" w:sz="4"/>
-              <w:bottom w:val="single" w:color="BFBFBF" w:sz="4"/>
-              <w:right w:val="single" w:color="BFBFBF" w:sz="4"/>
-            </w:tcBorders>
-            <w:shd w:fill="F2F2F2" w:color="auto" w:val="clear"/>
-            <w:tcMar>
-              <w:top w:type="dxa" w:w="100"/>
-              <w:left w:type="dxa" w:w="120"/>
-              <w:bottom w:type="dxa" w:w="100"/>
-              <w:right w:type="dxa" w:w="120"/>
-            </w:tcMar>
-          </w:tcPr>
-          <w:p>
-            <w:pPr>
-              <w:spacing w:after="0" w:before="0"/>
-            </w:pPr>
-            <w:r>
-              <w:rPr>
-                <w:rFonts w:ascii="Noto Sans CJK JP" w:cs="Noto Sans CJK JP" w:eastAsia="Noto Sans CJK JP" w:hAnsi="Noto Sans CJK JP"/>
-                <w:b/>
-                <w:bCs/>
-                <w:sz w:val="20"/>
-                <w:szCs w:val="20"/>
-              </w:rPr>
-              <w:t xml:space="preserve">時間</w:t>
-            </w:r>
-          </w:p>
-        </w:tc>
-      </w:tr>
-      <w:tr>
-        <w:trPr>
-          <w:cantSplit/>
-          <w:trHeight w:val="3300" w:hRule="atLeast"/>
-        </w:trPr>
-        <w:tc>
-          <w:tcPr>
-            <w:tcW w:type="dxa" w:w="2523"/>
-            <w:tcBorders>
-              <w:top w:val="single" w:color="BFBFBF" w:sz="4"/>
-              <w:left w:val="single" w:color="BFBFBF" w:sz="4"/>
-              <w:bottom w:val="single" w:color="BFBFBF" w:sz="4"/>
-              <w:right w:val="single" w:color="BFBFBF" w:sz="4"/>
-            </w:tcBorders>
-            <w:tcMar>
-              <w:top w:type="dxa" w:w="100"/>
-              <w:left w:type="dxa" w:w="120"/>
-              <w:bottom w:type="dxa" w:w="100"/>
-              <w:right w:type="dxa" w:w="120"/>
-            </w:tcMar>
-          </w:tcPr>
-          <w:p>
-            <w:pPr>
-              <w:spacing w:after="60" w:before="0"/>
-            </w:pPr>
-            <w:r>
-              <w:rPr>
-                <w:rFonts w:ascii="Noto Sans CJK JP" w:cs="Noto Sans CJK JP" w:eastAsia="Noto Sans CJK JP" w:hAnsi="Noto Sans CJK JP"/>
-                <w:b/>
-                <w:bCs/>
-                <w:sz w:val="20"/>
-                <w:szCs w:val="20"/>
-              </w:rPr>
-              <w:t xml:space="preserve">C-07</w:t>
-            </w:r>
-          </w:p>
-          <w:p>
-            <w:pPr>
-              <w:spacing w:after="0" w:before="0"/>
-            </w:pPr>
-            <w:r>
-              <w:drawing>
-                <wp:inline distT="0" distB="0" distL="0" distR="0">
-                  <wp:extent cx="1200150" cy="2133600"/>
-                  <wp:effectExtent t="0" r="0" b="0" l="0"/>
-                  <wp:docPr id="131" name="C-07" descr="C-07" title="C-07"/>
-                  <wp:cNvGraphicFramePr>
-                    <a:graphicFrameLocks xmlns:a="http://schemas.openxmlformats.org/drawingml/2006/main" noChangeAspect="1"/>
-                  </wp:cNvGraphicFramePr>
-                  <a:graphic xmlns:a="http://schemas.openxmlformats.org/drawingml/2006/main">
-                    <a:graphicData uri="http://schemas.openxmlformats.org/drawingml/2006/picture">
-                      <pic:pic xmlns:pic="http://schemas.openxmlformats.org/drawingml/2006/picture">
-                        <pic:nvPicPr>
-                          <pic:cNvPr id="0" name="" descr=""/>
-                          <pic:cNvPicPr>
-                            <a:picLocks noChangeAspect="1" noChangeArrowheads="1"/>
-                          </pic:cNvPicPr>
-                        </pic:nvPicPr>
-                        <pic:blipFill>
-                          <a:blip r:embed="rId14" cstate="none"/>
-                          <a:srcRect/>
-                          <a:stretch>
-                            <a:fillRect/>
-                          </a:stretch>
-                        </pic:blipFill>
-                        <pic:spPr bwMode="auto">
-                          <a:xfrm>
-                            <a:off x="0" y="0"/>
-                            <a:ext cx="1200150" cy="2133600"/>
-                          </a:xfrm>
-                          <a:prstGeom prst="rect">
-                            <a:avLst/>
-                          </a:prstGeom>
-                        </pic:spPr>
-                      </pic:pic>
-                    </a:graphicData>
-                  </a:graphic>
-                </wp:inline>
-              </w:drawing>
-            </w:r>
-          </w:p>
-        </w:tc>
-        <w:tc>
-          <w:tcPr>
-            <w:tcW w:type="dxa" w:w="6605"/>
-            <w:tcBorders>
-              <w:top w:val="single" w:color="BFBFBF" w:sz="4"/>
-              <w:left w:val="single" w:color="BFBFBF" w:sz="4"/>
-              <w:bottom w:val="single" w:color="BFBFBF" w:sz="4"/>
-              <w:right w:val="single" w:color="BFBFBF" w:sz="4"/>
-            </w:tcBorders>
-            <w:tcMar>
-              <w:top w:type="dxa" w:w="100"/>
-              <w:left w:type="dxa" w:w="120"/>
-              <w:bottom w:type="dxa" w:w="100"/>
-              <w:right w:type="dxa" w:w="120"/>
-            </w:tcMar>
-          </w:tcPr>
-          <w:p>
-            <w:pPr>
-              <w:spacing w:after="60" w:before="0"/>
-            </w:pPr>
-            <w:r>
-              <w:rPr>
-                <w:rFonts w:ascii="Noto Sans CJK JP" w:cs="Noto Sans CJK JP" w:eastAsia="Noto Sans CJK JP" w:hAnsi="Noto Sans CJK JP"/>
-                <w:b/>
-                <w:bCs/>
-                <w:sz w:val="22"/>
-                <w:szCs w:val="22"/>
-              </w:rPr>
-              <w:t xml:space="preserve">① 撮影指示</w:t>
-            </w:r>
-          </w:p>
-          <w:p>
-            <w:pPr>
-              <w:spacing w:after="40" w:before="0"/>
-            </w:pPr>
-            <w:r>
-              <w:rPr>
-                <w:rFonts w:ascii="Noto Sans CJK JP" w:cs="Noto Sans CJK JP" w:eastAsia="Noto Sans CJK JP" w:hAnsi="Noto Sans CJK JP"/>
-                <w:b/>
-                <w:bCs/>
-                <w:sz w:val="20"/>
-                <w:szCs w:val="20"/>
-              </w:rPr>
-              <w:t xml:space="preserve">場所:部屋の中(固定)</w:t>
-            </w:r>
-          </w:p>
-          <w:p>
-            <w:pPr>
-              <w:spacing w:after="60" w:before="0" w:line="290"/>
-            </w:pPr>
-            <w:r>
-              <w:rPr>
-                <w:rFonts w:ascii="Noto Sans CJK JP" w:cs="Noto Sans CJK JP" w:eastAsia="Noto Sans CJK JP" w:hAnsi="Noto Sans CJK JP"/>
-                <w:sz w:val="20"/>
-                <w:szCs w:val="20"/>
-              </w:rPr>
-              <w:t xml:space="preserve">顔のアップ。表情で共感を出す。</w:t>
-            </w:r>
-          </w:p>
-          <w:p>
-            <w:pPr>
-              <w:spacing w:after="100" w:before="0" w:line="270"/>
-            </w:pPr>
-            <w:r>
-              <w:rPr>
-                <w:rFonts w:ascii="Noto Sans CJK JP" w:cs="Noto Sans CJK JP" w:eastAsia="Noto Sans CJK JP" w:hAnsi="Noto Sans CJK JP"/>
-                <w:color w:val="7F7F7F"/>
-                <w:sz w:val="18"/>
-                <w:szCs w:val="18"/>
-              </w:rPr>
-              <w:t xml:space="preserve">参考動画 0:27</w:t>
-            </w:r>
-          </w:p>
-          <w:p>
-            <w:pPr>
-              <w:spacing w:after="60" w:before="0"/>
-            </w:pPr>
-            <w:r>
-              <w:rPr>
-                <w:rFonts w:ascii="Noto Sans CJK JP" w:cs="Noto Sans CJK JP" w:eastAsia="Noto Sans CJK JP" w:hAnsi="Noto Sans CJK JP"/>
-                <w:b/>
-                <w:bCs/>
-                <w:sz w:val="22"/>
-                <w:szCs w:val="22"/>
-              </w:rPr>
-              <w:t xml:space="preserve">② セリフ/テロップ</w:t>
-            </w:r>
-          </w:p>
-          <w:p>
-            <w:pPr>
-              <w:spacing w:after="40" w:before="0" w:line="280"/>
-            </w:pPr>
-            <w:r>
-              <w:rPr>
-                <w:rFonts w:ascii="Noto Sans CJK JP" w:cs="Noto Sans CJK JP" w:eastAsia="Noto Sans CJK JP" w:hAnsi="Noto Sans CJK JP"/>
-                <w:b w:val="false"/>
-                <w:bCs w:val="false"/>
-                <w:sz w:val="20"/>
-                <w:szCs w:val="20"/>
-              </w:rPr>
-              <w:t xml:space="preserve">セリフ:社員の話、一回も出ない</w:t>
-            </w:r>
-          </w:p>
-        </w:tc>
-        <w:tc>
-          <w:tcPr>
-            <w:tcW w:type="dxa" w:w="1191"/>
-            <w:tcBorders>
-              <w:top w:val="single" w:color="BFBFBF" w:sz="4"/>
-              <w:left w:val="single" w:color="BFBFBF" w:sz="4"/>
-              <w:bottom w:val="single" w:color="BFBFBF" w:sz="4"/>
-              <w:right w:val="single" w:color="BFBFBF" w:sz="4"/>
-            </w:tcBorders>
-            <w:tcMar>
-              <w:top w:type="dxa" w:w="100"/>
-              <w:left w:type="dxa" w:w="120"/>
-              <w:bottom w:type="dxa" w:w="100"/>
-              <w:right w:type="dxa" w:w="120"/>
-            </w:tcMar>
-          </w:tcPr>
-          <w:p>
-            <w:pPr>
-              <w:spacing w:after="60" w:before="0"/>
-            </w:pPr>
-            <w:r>
-              <w:rPr>
-                <w:rFonts w:ascii="Noto Sans CJK JP" w:cs="Noto Sans CJK JP" w:eastAsia="Noto Sans CJK JP" w:hAnsi="Noto Sans CJK JP"/>
-                <w:b/>
-                <w:bCs/>
-                <w:sz w:val="24"/>
-                <w:szCs w:val="24"/>
-              </w:rPr>
-              <w:t xml:space="preserve">2 秒</w:t>
-            </w:r>
-          </w:p>
-          <w:p>
-            <w:pPr>
-              <w:spacing w:after="0" w:before="0"/>
-            </w:pPr>
-            <w:r>
-              <w:rPr>
-                <w:rFonts w:ascii="Noto Sans CJK JP" w:cs="Noto Sans CJK JP" w:eastAsia="Noto Sans CJK JP" w:hAnsi="Noto Sans CJK JP"/>
-                <w:sz w:val="18"/>
-                <w:szCs w:val="18"/>
-              </w:rPr>
-              <w:t xml:space="preserve">0:15</w:t>
-            </w:r>
-          </w:p>
-          <w:p>
-            <w:pPr>
-              <w:spacing w:after="100" w:before="0"/>
-            </w:pPr>
-            <w:r>
-              <w:rPr>
-                <w:rFonts w:ascii="Noto Sans CJK JP" w:cs="Noto Sans CJK JP" w:eastAsia="Noto Sans CJK JP" w:hAnsi="Noto Sans CJK JP"/>
-                <w:sz w:val="18"/>
-                <w:szCs w:val="18"/>
-              </w:rPr>
-              <w:t xml:space="preserve">〜0:17</w:t>
-            </w:r>
-          </w:p>
-          <w:p>
-            <w:pPr>
-              <w:spacing w:after="0" w:before="0"/>
-            </w:pPr>
-            <w:r>
-              <w:rPr>
-                <w:rFonts w:ascii="Noto Sans CJK JP" w:cs="Noto Sans CJK JP" w:eastAsia="Noto Sans CJK JP" w:hAnsi="Noto Sans CJK JP"/>
-                <w:color w:val="7F7F7F"/>
-                <w:sz w:val="16"/>
-                <w:szCs w:val="16"/>
-              </w:rPr>
-              <w:t xml:space="preserve">累計</w:t>
-            </w:r>
-          </w:p>
-          <w:p>
-            <w:pPr>
-              <w:spacing w:after="0" w:before="0"/>
-            </w:pPr>
-            <w:r>
-              <w:rPr>
-                <w:rFonts w:ascii="Noto Sans CJK JP" w:cs="Noto Sans CJK JP" w:eastAsia="Noto Sans CJK JP" w:hAnsi="Noto Sans CJK JP"/>
-                <w:color w:val="7F7F7F"/>
-                <w:sz w:val="18"/>
-                <w:szCs w:val="18"/>
-              </w:rPr>
-              <w:t xml:space="preserve">0:17</w:t>
-            </w:r>
-          </w:p>
-        </w:tc>
-      </w:tr>
-      <w:tr>
-        <w:trPr>
-          <w:cantSplit/>
-          <w:trHeight w:val="3300" w:hRule="atLeast"/>
-        </w:trPr>
-        <w:tc>
-          <w:tcPr>
-            <w:tcW w:type="dxa" w:w="2523"/>
-            <w:tcBorders>
-              <w:top w:val="single" w:color="BFBFBF" w:sz="4"/>
-              <w:left w:val="single" w:color="BFBFBF" w:sz="4"/>
-              <w:bottom w:val="single" w:color="BFBFBF" w:sz="4"/>
-              <w:right w:val="single" w:color="BFBFBF" w:sz="4"/>
-            </w:tcBorders>
-            <w:tcMar>
-              <w:top w:type="dxa" w:w="100"/>
-              <w:left w:type="dxa" w:w="120"/>
-              <w:bottom w:type="dxa" w:w="100"/>
-              <w:right w:type="dxa" w:w="120"/>
-            </w:tcMar>
-          </w:tcPr>
-          <w:p>
-            <w:pPr>
-              <w:spacing w:after="60" w:before="0"/>
-            </w:pPr>
-            <w:r>
-              <w:rPr>
-                <w:rFonts w:ascii="Noto Sans CJK JP" w:cs="Noto Sans CJK JP" w:eastAsia="Noto Sans CJK JP" w:hAnsi="Noto Sans CJK JP"/>
-                <w:b/>
-                <w:bCs/>
-                <w:sz w:val="20"/>
-                <w:szCs w:val="20"/>
-              </w:rPr>
-              <w:t xml:space="preserve">C-08</w:t>
-            </w:r>
-          </w:p>
-          <w:p>
-            <w:pPr>
-              <w:spacing w:after="0" w:before="0"/>
-            </w:pPr>
-            <w:r>
-              <w:drawing>
-                <wp:inline distT="0" distB="0" distL="0" distR="0">
-                  <wp:extent cx="1200150" cy="2133600"/>
-                  <wp:effectExtent t="0" r="0" b="0" l="0"/>
-                  <wp:docPr id="132" name="C-08" descr="C-08" title="C-08"/>
-                  <wp:cNvGraphicFramePr>
-                    <a:graphicFrameLocks xmlns:a="http://schemas.openxmlformats.org/drawingml/2006/main" noChangeAspect="1"/>
-                  </wp:cNvGraphicFramePr>
-                  <a:graphic xmlns:a="http://schemas.openxmlformats.org/drawingml/2006/main">
-                    <a:graphicData uri="http://schemas.openxmlformats.org/drawingml/2006/picture">
-                      <pic:pic xmlns:pic="http://schemas.openxmlformats.org/drawingml/2006/picture">
-                        <pic:nvPicPr>
-                          <pic:cNvPr id="0" name="" descr=""/>
-                          <pic:cNvPicPr>
-                            <a:picLocks noChangeAspect="1" noChangeArrowheads="1"/>
-                          </pic:cNvPicPr>
-                        </pic:nvPicPr>
-                        <pic:blipFill>
-                          <a:blip r:embed="rId15" cstate="none"/>
-                          <a:srcRect/>
-                          <a:stretch>
-                            <a:fillRect/>
-                          </a:stretch>
-                        </pic:blipFill>
-                        <pic:spPr bwMode="auto">
-                          <a:xfrm>
-                            <a:off x="0" y="0"/>
-                            <a:ext cx="1200150" cy="2133600"/>
-                          </a:xfrm>
-                          <a:prstGeom prst="rect">
-                            <a:avLst/>
-                          </a:prstGeom>
-                        </pic:spPr>
-                      </pic:pic>
-                    </a:graphicData>
-                  </a:graphic>
-                </wp:inline>
-              </w:drawing>
-            </w:r>
-          </w:p>
-        </w:tc>
-        <w:tc>
-          <w:tcPr>
-            <w:tcW w:type="dxa" w:w="6605"/>
-            <w:tcBorders>
-              <w:top w:val="single" w:color="BFBFBF" w:sz="4"/>
-              <w:left w:val="single" w:color="BFBFBF" w:sz="4"/>
-              <w:bottom w:val="single" w:color="BFBFBF" w:sz="4"/>
-              <w:right w:val="single" w:color="BFBFBF" w:sz="4"/>
-            </w:tcBorders>
-            <w:tcMar>
-              <w:top w:type="dxa" w:w="100"/>
-              <w:left w:type="dxa" w:w="120"/>
-              <w:bottom w:type="dxa" w:w="100"/>
-              <w:right w:type="dxa" w:w="120"/>
-            </w:tcMar>
-          </w:tcPr>
-          <w:p>
-            <w:pPr>
-              <w:spacing w:after="60" w:before="0"/>
-            </w:pPr>
-            <w:r>
-              <w:rPr>
-                <w:rFonts w:ascii="Noto Sans CJK JP" w:cs="Noto Sans CJK JP" w:eastAsia="Noto Sans CJK JP" w:hAnsi="Noto Sans CJK JP"/>
-                <w:b/>
-                <w:bCs/>
-                <w:sz w:val="22"/>
-                <w:szCs w:val="22"/>
-              </w:rPr>
-              <w:t xml:space="preserve">① 撮影指示</w:t>
-            </w:r>
-          </w:p>
-          <w:p>
-            <w:pPr>
-              <w:spacing w:after="40" w:before="0"/>
-            </w:pPr>
-            <w:r>
-              <w:rPr>
-                <w:rFonts w:ascii="Noto Sans CJK JP" w:cs="Noto Sans CJK JP" w:eastAsia="Noto Sans CJK JP" w:hAnsi="Noto Sans CJK JP"/>
-                <w:b/>
-                <w:bCs/>
-                <w:sz w:val="20"/>
-                <w:szCs w:val="20"/>
-              </w:rPr>
-              <w:t xml:space="preserve">場所:部屋の中(固定)</w:t>
-            </w:r>
-          </w:p>
-          <w:p>
-            <w:pPr>
-              <w:spacing w:after="60" w:before="0" w:line="290"/>
-            </w:pPr>
-            <w:r>
-              <w:rPr>
-                <w:rFonts w:ascii="Noto Sans CJK JP" w:cs="Noto Sans CJK JP" w:eastAsia="Noto Sans CJK JP" w:hAnsi="Noto Sans CJK JP"/>
-                <w:sz w:val="20"/>
-                <w:szCs w:val="20"/>
-              </w:rPr>
-              <w:t xml:space="preserve">声のトーンを変える。ドアから出てくる。</w:t>
-            </w:r>
-          </w:p>
-          <w:p>
-            <w:pPr>
-              <w:spacing w:after="100" w:before="0" w:line="270"/>
-            </w:pPr>
-            <w:r>
-              <w:rPr>
-                <w:rFonts w:ascii="Noto Sans CJK JP" w:cs="Noto Sans CJK JP" w:eastAsia="Noto Sans CJK JP" w:hAnsi="Noto Sans CJK JP"/>
-                <w:color w:val="7F7F7F"/>
-                <w:sz w:val="18"/>
-                <w:szCs w:val="18"/>
-              </w:rPr>
-              <w:t xml:space="preserve">参考動画 0:10</w:t>
-            </w:r>
-          </w:p>
-          <w:p>
-            <w:pPr>
-              <w:spacing w:after="60" w:before="0"/>
-            </w:pPr>
-            <w:r>
-              <w:rPr>
-                <w:rFonts w:ascii="Noto Sans CJK JP" w:cs="Noto Sans CJK JP" w:eastAsia="Noto Sans CJK JP" w:hAnsi="Noto Sans CJK JP"/>
-                <w:b/>
-                <w:bCs/>
-                <w:sz w:val="22"/>
-                <w:szCs w:val="22"/>
-              </w:rPr>
-              <w:t xml:space="preserve">② セリフ/テロップ</w:t>
-            </w:r>
-          </w:p>
-          <w:p>
-            <w:pPr>
-              <w:spacing w:after="40" w:before="0" w:line="280"/>
-            </w:pPr>
-            <w:r>
-              <w:rPr>
-                <w:rFonts w:ascii="Noto Sans CJK JP" w:cs="Noto Sans CJK JP" w:eastAsia="Noto Sans CJK JP" w:hAnsi="Noto Sans CJK JP"/>
-                <w:b w:val="false"/>
-                <w:bCs w:val="false"/>
-                <w:sz w:val="20"/>
-                <w:szCs w:val="20"/>
-              </w:rPr>
-              <w:t xml:space="preserve">テロップ:あるある4</w:t>
-            </w:r>
-          </w:p>
-          <w:p>
-            <w:pPr>
-              <w:spacing w:after="40" w:before="0" w:line="280"/>
-            </w:pPr>
-            <w:r>
-              <w:rPr>
-                <w:rFonts w:ascii="Noto Sans CJK JP" w:cs="Noto Sans CJK JP" w:eastAsia="Noto Sans CJK JP" w:hAnsi="Noto Sans CJK JP"/>
-                <w:b/>
-                <w:bCs/>
-                <w:sz w:val="22"/>
-                <w:szCs w:val="22"/>
-              </w:rPr>
-              <w:t xml:space="preserve">セリフ:…でも、新日本リプラスは違った</w:t>
-            </w:r>
-          </w:p>
-        </w:tc>
-        <w:tc>
-          <w:tcPr>
-            <w:tcW w:type="dxa" w:w="1191"/>
-            <w:tcBorders>
-              <w:top w:val="single" w:color="BFBFBF" w:sz="4"/>
-              <w:left w:val="single" w:color="BFBFBF" w:sz="4"/>
-              <w:bottom w:val="single" w:color="BFBFBF" w:sz="4"/>
-              <w:right w:val="single" w:color="BFBFBF" w:sz="4"/>
-            </w:tcBorders>
-            <w:tcMar>
-              <w:top w:type="dxa" w:w="100"/>
-              <w:left w:type="dxa" w:w="120"/>
-              <w:bottom w:type="dxa" w:w="100"/>
-              <w:right w:type="dxa" w:w="120"/>
-            </w:tcMar>
-          </w:tcPr>
-          <w:p>
-            <w:pPr>
-              <w:spacing w:after="60" w:before="0"/>
-            </w:pPr>
-            <w:r>
-              <w:rPr>
-                <w:rFonts w:ascii="Noto Sans CJK JP" w:cs="Noto Sans CJK JP" w:eastAsia="Noto Sans CJK JP" w:hAnsi="Noto Sans CJK JP"/>
-                <w:b/>
-                <w:bCs/>
-                <w:sz w:val="24"/>
-                <w:szCs w:val="24"/>
-              </w:rPr>
-              <w:t xml:space="preserve">3 秒</w:t>
-            </w:r>
-          </w:p>
-          <w:p>
-            <w:pPr>
-              <w:spacing w:after="0" w:before="0"/>
-            </w:pPr>
-            <w:r>
-              <w:rPr>
-                <w:rFonts w:ascii="Noto Sans CJK JP" w:cs="Noto Sans CJK JP" w:eastAsia="Noto Sans CJK JP" w:hAnsi="Noto Sans CJK JP"/>
-                <w:sz w:val="18"/>
-                <w:szCs w:val="18"/>
-              </w:rPr>
-              <w:t xml:space="preserve">0:17</w:t>
-            </w:r>
-          </w:p>
-          <w:p>
-            <w:pPr>
-              <w:spacing w:after="100" w:before="0"/>
-            </w:pPr>
-            <w:r>
-              <w:rPr>
-                <w:rFonts w:ascii="Noto Sans CJK JP" w:cs="Noto Sans CJK JP" w:eastAsia="Noto Sans CJK JP" w:hAnsi="Noto Sans CJK JP"/>
-                <w:sz w:val="18"/>
-                <w:szCs w:val="18"/>
-              </w:rPr>
-              <w:t xml:space="preserve">〜0:20</w:t>
-            </w:r>
-          </w:p>
-          <w:p>
-            <w:pPr>
-              <w:spacing w:after="0" w:before="0"/>
-            </w:pPr>
-            <w:r>
-              <w:rPr>
-                <w:rFonts w:ascii="Noto Sans CJK JP" w:cs="Noto Sans CJK JP" w:eastAsia="Noto Sans CJK JP" w:hAnsi="Noto Sans CJK JP"/>
-                <w:color w:val="7F7F7F"/>
-                <w:sz w:val="16"/>
-                <w:szCs w:val="16"/>
-              </w:rPr>
-              <w:t xml:space="preserve">累計</w:t>
-            </w:r>
-          </w:p>
-          <w:p>
-            <w:pPr>
-              <w:spacing w:after="0" w:before="0"/>
-            </w:pPr>
-            <w:r>
-              <w:rPr>
-                <w:rFonts w:ascii="Noto Sans CJK JP" w:cs="Noto Sans CJK JP" w:eastAsia="Noto Sans CJK JP" w:hAnsi="Noto Sans CJK JP"/>
-                <w:color w:val="7F7F7F"/>
-                <w:sz w:val="18"/>
-                <w:szCs w:val="18"/>
-              </w:rPr>
-              <w:t xml:space="preserve">0:20</w:t>
-            </w:r>
-          </w:p>
-        </w:tc>
-      </w:tr>
-      <w:tr>
-        <w:trPr>
-          <w:cantSplit/>
-          <w:trHeight w:val="3300" w:hRule="atLeast"/>
-        </w:trPr>
-        <w:tc>
-          <w:tcPr>
-            <w:tcW w:type="dxa" w:w="2523"/>
-            <w:tcBorders>
-              <w:top w:val="single" w:color="BFBFBF" w:sz="4"/>
-              <w:left w:val="single" w:color="BFBFBF" w:sz="4"/>
-              <w:bottom w:val="single" w:color="BFBFBF" w:sz="4"/>
-              <w:right w:val="single" w:color="BFBFBF" w:sz="4"/>
-            </w:tcBorders>
-            <w:tcMar>
-              <w:top w:type="dxa" w:w="100"/>
-              <w:left w:type="dxa" w:w="120"/>
-              <w:bottom w:type="dxa" w:w="100"/>
-              <w:right w:type="dxa" w:w="120"/>
-            </w:tcMar>
-          </w:tcPr>
-          <w:p>
-            <w:pPr>
-              <w:spacing w:after="60" w:before="0"/>
-            </w:pPr>
-            <w:r>
-              <w:rPr>
-                <w:rFonts w:ascii="Noto Sans CJK JP" w:cs="Noto Sans CJK JP" w:eastAsia="Noto Sans CJK JP" w:hAnsi="Noto Sans CJK JP"/>
-                <w:b/>
-                <w:bCs/>
-                <w:sz w:val="20"/>
-                <w:szCs w:val="20"/>
-              </w:rPr>
-              <w:t xml:space="preserve">C-09</w:t>
-            </w:r>
-          </w:p>
-          <w:p>
-            <w:pPr>
-              <w:spacing w:after="0" w:before="0"/>
-            </w:pPr>
-            <w:r>
-              <w:drawing>
-                <wp:inline distT="0" distB="0" distL="0" distR="0">
-                  <wp:extent cx="1200150" cy="2133600"/>
-                  <wp:effectExtent t="0" r="0" b="0" l="0"/>
-                  <wp:docPr id="133" name="C-09" descr="C-09" title="C-09"/>
-                  <wp:cNvGraphicFramePr>
-                    <a:graphicFrameLocks xmlns:a="http://schemas.openxmlformats.org/drawingml/2006/main" noChangeAspect="1"/>
-                  </wp:cNvGraphicFramePr>
-                  <a:graphic xmlns:a="http://schemas.openxmlformats.org/drawingml/2006/main">
-                    <a:graphicData uri="http://schemas.openxmlformats.org/drawingml/2006/picture">
-                      <pic:pic xmlns:pic="http://schemas.openxmlformats.org/drawingml/2006/picture">
-                        <pic:nvPicPr>
-                          <pic:cNvPr id="0" name="" descr=""/>
-                          <pic:cNvPicPr>
-                            <a:picLocks noChangeAspect="1" noChangeArrowheads="1"/>
-                          </pic:cNvPicPr>
-                        </pic:nvPicPr>
-                        <pic:blipFill>
-                          <a:blip r:embed="rId16" cstate="none"/>
-                          <a:srcRect/>
-                          <a:stretch>
-                            <a:fillRect/>
-                          </a:stretch>
-                        </pic:blipFill>
-                        <pic:spPr bwMode="auto">
-                          <a:xfrm>
-                            <a:off x="0" y="0"/>
-                            <a:ext cx="1200150" cy="2133600"/>
-                          </a:xfrm>
-                          <a:prstGeom prst="rect">
-                            <a:avLst/>
-                          </a:prstGeom>
-                        </pic:spPr>
-                      </pic:pic>
-                    </a:graphicData>
-                  </a:graphic>
-                </wp:inline>
-              </w:drawing>
-            </w:r>
-          </w:p>
-        </w:tc>
-        <w:tc>
-          <w:tcPr>
-            <w:tcW w:type="dxa" w:w="6605"/>
-            <w:tcBorders>
-              <w:top w:val="single" w:color="BFBFBF" w:sz="4"/>
-              <w:left w:val="single" w:color="BFBFBF" w:sz="4"/>
-              <w:bottom w:val="single" w:color="BFBFBF" w:sz="4"/>
-              <w:right w:val="single" w:color="BFBFBF" w:sz="4"/>
-            </w:tcBorders>
-            <w:tcMar>
-              <w:top w:type="dxa" w:w="100"/>
-              <w:left w:type="dxa" w:w="120"/>
-              <w:bottom w:type="dxa" w:w="100"/>
-              <w:right w:type="dxa" w:w="120"/>
-            </w:tcMar>
-          </w:tcPr>
-          <w:p>
-            <w:pPr>
-              <w:spacing w:after="60" w:before="0"/>
-            </w:pPr>
-            <w:r>
-              <w:rPr>
-                <w:rFonts w:ascii="Noto Sans CJK JP" w:cs="Noto Sans CJK JP" w:eastAsia="Noto Sans CJK JP" w:hAnsi="Noto Sans CJK JP"/>
-                <w:b/>
-                <w:bCs/>
-                <w:sz w:val="22"/>
-                <w:szCs w:val="22"/>
-              </w:rPr>
-              <w:t xml:space="preserve">① 撮影指示</w:t>
-            </w:r>
-          </w:p>
-          <w:p>
-            <w:pPr>
-              <w:spacing w:after="40" w:before="0"/>
-            </w:pPr>
-            <w:r>
-              <w:rPr>
-                <w:rFonts w:ascii="Noto Sans CJK JP" w:cs="Noto Sans CJK JP" w:eastAsia="Noto Sans CJK JP" w:hAnsi="Noto Sans CJK JP"/>
-                <w:b/>
-                <w:bCs/>
-                <w:sz w:val="20"/>
-                <w:szCs w:val="20"/>
-              </w:rPr>
-              <w:t xml:space="preserve">場所:部屋の中(固定)</w:t>
-            </w:r>
-          </w:p>
-          <w:p>
-            <w:pPr>
-              <w:spacing w:after="60" w:before="0" w:line="290"/>
-            </w:pPr>
-            <w:r>
-              <w:rPr>
-                <w:rFonts w:ascii="Noto Sans CJK JP" w:cs="Noto Sans CJK JP" w:eastAsia="Noto Sans CJK JP" w:hAnsi="Noto Sans CJK JP"/>
-                <w:sz w:val="20"/>
-                <w:szCs w:val="20"/>
-              </w:rPr>
-              <w:t xml:space="preserve">指を立てて言い切る。</w:t>
-            </w:r>
-          </w:p>
-          <w:p>
-            <w:pPr>
-              <w:spacing w:after="100" w:before="0" w:line="270"/>
-            </w:pPr>
-            <w:r>
-              <w:rPr>
-                <w:rFonts w:ascii="Noto Sans CJK JP" w:cs="Noto Sans CJK JP" w:eastAsia="Noto Sans CJK JP" w:hAnsi="Noto Sans CJK JP"/>
-                <w:color w:val="7F7F7F"/>
-                <w:sz w:val="18"/>
-                <w:szCs w:val="18"/>
-              </w:rPr>
-              <w:t xml:space="preserve">参考動画 0:36</w:t>
-            </w:r>
-          </w:p>
-          <w:p>
-            <w:pPr>
-              <w:spacing w:after="60" w:before="0"/>
-            </w:pPr>
-            <w:r>
-              <w:rPr>
-                <w:rFonts w:ascii="Noto Sans CJK JP" w:cs="Noto Sans CJK JP" w:eastAsia="Noto Sans CJK JP" w:hAnsi="Noto Sans CJK JP"/>
-                <w:b/>
-                <w:bCs/>
-                <w:sz w:val="22"/>
-                <w:szCs w:val="22"/>
-              </w:rPr>
-              <w:t xml:space="preserve">② セリフ/テロップ</w:t>
-            </w:r>
-          </w:p>
-          <w:p>
-            <w:pPr>
-              <w:spacing w:after="40" w:before="0" w:line="280"/>
-            </w:pPr>
-            <w:r>
-              <w:rPr>
-                <w:rFonts w:ascii="Noto Sans CJK JP" w:cs="Noto Sans CJK JP" w:eastAsia="Noto Sans CJK JP" w:hAnsi="Noto Sans CJK JP"/>
-                <w:b w:val="false"/>
-                <w:bCs w:val="false"/>
-                <w:sz w:val="20"/>
-                <w:szCs w:val="20"/>
-              </w:rPr>
-              <w:t xml:space="preserve">セリフ:休みの希望は、ほぼ通る(繁忙期は調整あり)</w:t>
-            </w:r>
-          </w:p>
-        </w:tc>
-        <w:tc>
-          <w:tcPr>
-            <w:tcW w:type="dxa" w:w="1191"/>
-            <w:tcBorders>
-              <w:top w:val="single" w:color="BFBFBF" w:sz="4"/>
-              <w:left w:val="single" w:color="BFBFBF" w:sz="4"/>
-              <w:bottom w:val="single" w:color="BFBFBF" w:sz="4"/>
-              <w:right w:val="single" w:color="BFBFBF" w:sz="4"/>
-            </w:tcBorders>
-            <w:tcMar>
-              <w:top w:type="dxa" w:w="100"/>
-              <w:left w:type="dxa" w:w="120"/>
-              <w:bottom w:type="dxa" w:w="100"/>
-              <w:right w:type="dxa" w:w="120"/>
-            </w:tcMar>
-          </w:tcPr>
-          <w:p>
-            <w:pPr>
-              <w:spacing w:after="60" w:before="0"/>
-            </w:pPr>
-            <w:r>
-              <w:rPr>
-                <w:rFonts w:ascii="Noto Sans CJK JP" w:cs="Noto Sans CJK JP" w:eastAsia="Noto Sans CJK JP" w:hAnsi="Noto Sans CJK JP"/>
-                <w:b/>
-                <w:bCs/>
-                <w:sz w:val="24"/>
-                <w:szCs w:val="24"/>
-              </w:rPr>
-              <w:t xml:space="preserve">3 秒</w:t>
-            </w:r>
-          </w:p>
-          <w:p>
-            <w:pPr>
-              <w:spacing w:after="0" w:before="0"/>
-            </w:pPr>
-            <w:r>
-              <w:rPr>
-                <w:rFonts w:ascii="Noto Sans CJK JP" w:cs="Noto Sans CJK JP" w:eastAsia="Noto Sans CJK JP" w:hAnsi="Noto Sans CJK JP"/>
-                <w:sz w:val="18"/>
-                <w:szCs w:val="18"/>
-              </w:rPr>
-              <w:t xml:space="preserve">0:20</w:t>
-            </w:r>
-          </w:p>
-          <w:p>
-            <w:pPr>
-              <w:spacing w:after="100" w:before="0"/>
-            </w:pPr>
-            <w:r>
-              <w:rPr>
-                <w:rFonts w:ascii="Noto Sans CJK JP" w:cs="Noto Sans CJK JP" w:eastAsia="Noto Sans CJK JP" w:hAnsi="Noto Sans CJK JP"/>
-                <w:sz w:val="18"/>
-                <w:szCs w:val="18"/>
-              </w:rPr>
-              <w:t xml:space="preserve">〜0:23</w:t>
-            </w:r>
-          </w:p>
-          <w:p>
-            <w:pPr>
-              <w:spacing w:after="0" w:before="0"/>
-            </w:pPr>
-            <w:r>
-              <w:rPr>
-                <w:rFonts w:ascii="Noto Sans CJK JP" w:cs="Noto Sans CJK JP" w:eastAsia="Noto Sans CJK JP" w:hAnsi="Noto Sans CJK JP"/>
-                <w:color w:val="7F7F7F"/>
-                <w:sz w:val="16"/>
-                <w:szCs w:val="16"/>
-              </w:rPr>
-              <w:t xml:space="preserve">累計</w:t>
-            </w:r>
-          </w:p>
-          <w:p>
-            <w:pPr>
-              <w:spacing w:after="0" w:before="0"/>
-            </w:pPr>
-            <w:r>
-              <w:rPr>
-                <w:rFonts w:ascii="Noto Sans CJK JP" w:cs="Noto Sans CJK JP" w:eastAsia="Noto Sans CJK JP" w:hAnsi="Noto Sans CJK JP"/>
-                <w:color w:val="7F7F7F"/>
-                <w:sz w:val="18"/>
-                <w:szCs w:val="18"/>
-              </w:rPr>
-              <w:t xml:space="preserve">0:23</w:t>
-            </w:r>
-          </w:p>
-        </w:tc>
-      </w:tr>
-    </w:tbl>
-    <w:p>
-      <w:pPr>
-        <w:keepNext/>
-        <w:pageBreakBefore/>
-        <w:spacing w:after="100" w:before="0"/>
-      </w:pPr>
-      <w:r>
-        <w:rPr>
-          <w:rFonts w:ascii="Noto Sans CJK JP" w:cs="Noto Sans CJK JP" w:eastAsia="Noto Sans CJK JP" w:hAnsi="Noto Sans CJK JP"/>
-          <w:b/>
-          <w:bCs/>
-          <w:sz w:val="22"/>
-          <w:szCs w:val="22"/>
-        </w:rPr>
-        <w:t xml:space="preserve">企画012 工場バイトあるある C-10〜C-12</w:t>
-      </w:r>
-    </w:p>
-    <w:tbl>
-      <w:tblPr>
-        <w:tblW w:type="dxa" w:w="10319"/>
-        <w:tblBorders>
-          <w:top w:val="single" w:color="auto" w:sz="4"/>
-          <w:left w:val="single" w:color="auto" w:sz="4"/>
-          <w:bottom w:val="single" w:color="auto" w:sz="4"/>
-          <w:right w:val="single" w:color="auto" w:sz="4"/>
-          <w:insideH w:val="single" w:color="auto" w:sz="4"/>
-          <w:insideV w:val="single" w:color="auto" w:sz="4"/>
-        </w:tblBorders>
-      </w:tblPr>
-      <w:tblGrid>
-        <w:gridCol w:w="2523"/>
-        <w:gridCol w:w="6605"/>
-        <w:gridCol w:w="1191"/>
-      </w:tblGrid>
-      <w:tr>
-        <w:trPr>
-          <w:tblHeader/>
-        </w:trPr>
-        <w:tc>
-          <w:tcPr>
-            <w:tcW w:type="dxa" w:w="2523"/>
-            <w:tcBorders>
-              <w:top w:val="single" w:color="BFBFBF" w:sz="4"/>
-              <w:left w:val="single" w:color="BFBFBF" w:sz="4"/>
-              <w:bottom w:val="single" w:color="BFBFBF" w:sz="4"/>
-              <w:right w:val="single" w:color="BFBFBF" w:sz="4"/>
-            </w:tcBorders>
-            <w:shd w:fill="F2F2F2" w:color="auto" w:val="clear"/>
-            <w:tcMar>
-              <w:top w:type="dxa" w:w="100"/>
-              <w:left w:type="dxa" w:w="120"/>
-              <w:bottom w:type="dxa" w:w="100"/>
-              <w:right w:type="dxa" w:w="120"/>
-            </w:tcMar>
-          </w:tcPr>
-          <w:p>
-            <w:pPr>
-              <w:spacing w:after="0" w:before="0"/>
-            </w:pPr>
-            <w:r>
-              <w:rPr>
-                <w:rFonts w:ascii="Noto Sans CJK JP" w:cs="Noto Sans CJK JP" w:eastAsia="Noto Sans CJK JP" w:hAnsi="Noto Sans CJK JP"/>
-                <w:b/>
-                <w:bCs/>
-                <w:sz w:val="20"/>
-                <w:szCs w:val="20"/>
-              </w:rPr>
-              <w:t xml:space="preserve">画面/絵</w:t>
-            </w:r>
-          </w:p>
-        </w:tc>
-        <w:tc>
-          <w:tcPr>
-            <w:tcW w:type="dxa" w:w="6605"/>
-            <w:tcBorders>
-              <w:top w:val="single" w:color="BFBFBF" w:sz="4"/>
-              <w:left w:val="single" w:color="BFBFBF" w:sz="4"/>
-              <w:bottom w:val="single" w:color="BFBFBF" w:sz="4"/>
-              <w:right w:val="single" w:color="BFBFBF" w:sz="4"/>
-            </w:tcBorders>
-            <w:shd w:fill="F2F2F2" w:color="auto" w:val="clear"/>
-            <w:tcMar>
-              <w:top w:type="dxa" w:w="100"/>
-              <w:left w:type="dxa" w:w="120"/>
-              <w:bottom w:type="dxa" w:w="100"/>
-              <w:right w:type="dxa" w:w="120"/>
-            </w:tcMar>
-          </w:tcPr>
-          <w:p>
-            <w:pPr>
-              <w:spacing w:after="0" w:before="0"/>
-            </w:pPr>
-            <w:r>
-              <w:rPr>
-                <w:rFonts w:ascii="Noto Sans CJK JP" w:cs="Noto Sans CJK JP" w:eastAsia="Noto Sans CJK JP" w:hAnsi="Noto Sans CJK JP"/>
-                <w:b/>
-                <w:bCs/>
-                <w:sz w:val="20"/>
-                <w:szCs w:val="20"/>
-              </w:rPr>
-              <w:t xml:space="preserve">内容&amp;セリフ</w:t>
-            </w:r>
-          </w:p>
-        </w:tc>
-        <w:tc>
-          <w:tcPr>
-            <w:tcW w:type="dxa" w:w="1191"/>
-            <w:tcBorders>
-              <w:top w:val="single" w:color="BFBFBF" w:sz="4"/>
-              <w:left w:val="single" w:color="BFBFBF" w:sz="4"/>
-              <w:bottom w:val="single" w:color="BFBFBF" w:sz="4"/>
-              <w:right w:val="single" w:color="BFBFBF" w:sz="4"/>
-            </w:tcBorders>
-            <w:shd w:fill="F2F2F2" w:color="auto" w:val="clear"/>
-            <w:tcMar>
-              <w:top w:type="dxa" w:w="100"/>
-              <w:left w:type="dxa" w:w="120"/>
-              <w:bottom w:type="dxa" w:w="100"/>
-              <w:right w:type="dxa" w:w="120"/>
-            </w:tcMar>
-          </w:tcPr>
-          <w:p>
-            <w:pPr>
-              <w:spacing w:after="0" w:before="0"/>
-            </w:pPr>
-            <w:r>
-              <w:rPr>
-                <w:rFonts w:ascii="Noto Sans CJK JP" w:cs="Noto Sans CJK JP" w:eastAsia="Noto Sans CJK JP" w:hAnsi="Noto Sans CJK JP"/>
-                <w:b/>
-                <w:bCs/>
-                <w:sz w:val="20"/>
-                <w:szCs w:val="20"/>
-              </w:rPr>
-              <w:t xml:space="preserve">時間</w:t>
-            </w:r>
-          </w:p>
-        </w:tc>
-      </w:tr>
-      <w:tr>
-        <w:trPr>
-          <w:cantSplit/>
-          <w:trHeight w:val="3300" w:hRule="atLeast"/>
-        </w:trPr>
-        <w:tc>
-          <w:tcPr>
-            <w:tcW w:type="dxa" w:w="2523"/>
-            <w:tcBorders>
-              <w:top w:val="single" w:color="BFBFBF" w:sz="4"/>
-              <w:left w:val="single" w:color="BFBFBF" w:sz="4"/>
-              <w:bottom w:val="single" w:color="BFBFBF" w:sz="4"/>
-              <w:right w:val="single" w:color="BFBFBF" w:sz="4"/>
-            </w:tcBorders>
-            <w:tcMar>
-              <w:top w:type="dxa" w:w="100"/>
-              <w:left w:type="dxa" w:w="120"/>
-              <w:bottom w:type="dxa" w:w="100"/>
-              <w:right w:type="dxa" w:w="120"/>
-            </w:tcMar>
-          </w:tcPr>
-          <w:p>
-            <w:pPr>
-              <w:spacing w:after="60" w:before="0"/>
-            </w:pPr>
-            <w:r>
-              <w:rPr>
-                <w:rFonts w:ascii="Noto Sans CJK JP" w:cs="Noto Sans CJK JP" w:eastAsia="Noto Sans CJK JP" w:hAnsi="Noto Sans CJK JP"/>
-                <w:b/>
-                <w:bCs/>
-                <w:sz w:val="20"/>
-                <w:szCs w:val="20"/>
-              </w:rPr>
-              <w:t xml:space="preserve">C-10</w:t>
-            </w:r>
-          </w:p>
-          <w:p>
-            <w:pPr>
-              <w:spacing w:after="0" w:before="0"/>
-            </w:pPr>
-            <w:r>
-              <w:drawing>
-                <wp:inline distT="0" distB="0" distL="0" distR="0">
-                  <wp:extent cx="1200150" cy="2133600"/>
-                  <wp:effectExtent t="0" r="0" b="0" l="0"/>
-                  <wp:docPr id="134" name="C-10" descr="C-10" title="C-10"/>
-                  <wp:cNvGraphicFramePr>
-                    <a:graphicFrameLocks xmlns:a="http://schemas.openxmlformats.org/drawingml/2006/main" noChangeAspect="1"/>
-                  </wp:cNvGraphicFramePr>
-                  <a:graphic xmlns:a="http://schemas.openxmlformats.org/drawingml/2006/main">
-                    <a:graphicData uri="http://schemas.openxmlformats.org/drawingml/2006/picture">
-                      <pic:pic xmlns:pic="http://schemas.openxmlformats.org/drawingml/2006/picture">
-                        <pic:nvPicPr>
-                          <pic:cNvPr id="0" name="" descr=""/>
-                          <pic:cNvPicPr>
-                            <a:picLocks noChangeAspect="1" noChangeArrowheads="1"/>
-                          </pic:cNvPicPr>
-                        </pic:nvPicPr>
-                        <pic:blipFill>
-                          <a:blip r:embed="rId16" cstate="none"/>
-                          <a:srcRect/>
-                          <a:stretch>
-                            <a:fillRect/>
-                          </a:stretch>
-                        </pic:blipFill>
-                        <pic:spPr bwMode="auto">
-                          <a:xfrm>
-                            <a:off x="0" y="0"/>
-                            <a:ext cx="1200150" cy="2133600"/>
-                          </a:xfrm>
-                          <a:prstGeom prst="rect">
-                            <a:avLst/>
-                          </a:prstGeom>
-                        </pic:spPr>
-                      </pic:pic>
-                    </a:graphicData>
-                  </a:graphic>
-                </wp:inline>
-              </w:drawing>
-            </w:r>
-          </w:p>
-        </w:tc>
-        <w:tc>
-          <w:tcPr>
-            <w:tcW w:type="dxa" w:w="6605"/>
-            <w:tcBorders>
-              <w:top w:val="single" w:color="BFBFBF" w:sz="4"/>
-              <w:left w:val="single" w:color="BFBFBF" w:sz="4"/>
-              <w:bottom w:val="single" w:color="BFBFBF" w:sz="4"/>
-              <w:right w:val="single" w:color="BFBFBF" w:sz="4"/>
-            </w:tcBorders>
-            <w:tcMar>
-              <w:top w:type="dxa" w:w="100"/>
-              <w:left w:type="dxa" w:w="120"/>
-              <w:bottom w:type="dxa" w:w="100"/>
-              <w:right w:type="dxa" w:w="120"/>
-            </w:tcMar>
-          </w:tcPr>
-          <w:p>
-            <w:pPr>
-              <w:spacing w:after="60" w:before="0"/>
-            </w:pPr>
-            <w:r>
-              <w:rPr>
-                <w:rFonts w:ascii="Noto Sans CJK JP" w:cs="Noto Sans CJK JP" w:eastAsia="Noto Sans CJK JP" w:hAnsi="Noto Sans CJK JP"/>
-                <w:b/>
-                <w:bCs/>
-                <w:sz w:val="22"/>
-                <w:szCs w:val="22"/>
-              </w:rPr>
-              <w:t xml:space="preserve">① 撮影指示</w:t>
-            </w:r>
-          </w:p>
-          <w:p>
-            <w:pPr>
-              <w:spacing w:after="40" w:before="0"/>
-            </w:pPr>
-            <w:r>
-              <w:rPr>
-                <w:rFonts w:ascii="Noto Sans CJK JP" w:cs="Noto Sans CJK JP" w:eastAsia="Noto Sans CJK JP" w:hAnsi="Noto Sans CJK JP"/>
-                <w:b/>
-                <w:bCs/>
-                <w:sz w:val="20"/>
-                <w:szCs w:val="20"/>
-              </w:rPr>
-              <w:t xml:space="preserve">場所:部屋の中(固定)</w:t>
-            </w:r>
-          </w:p>
-          <w:p>
-            <w:pPr>
-              <w:spacing w:after="60" w:before="0" w:line="290"/>
-            </w:pPr>
-            <w:r>
-              <w:rPr>
-                <w:rFonts w:ascii="Noto Sans CJK JP" w:cs="Noto Sans CJK JP" w:eastAsia="Noto Sans CJK JP" w:hAnsi="Noto Sans CJK JP"/>
-                <w:sz w:val="20"/>
-                <w:szCs w:val="20"/>
-              </w:rPr>
-              <w:t xml:space="preserve">指を立てて言い切る。</w:t>
-            </w:r>
-          </w:p>
-          <w:p>
-            <w:pPr>
-              <w:spacing w:after="100" w:before="0" w:line="270"/>
-            </w:pPr>
-            <w:r>
-              <w:rPr>
-                <w:rFonts w:ascii="Noto Sans CJK JP" w:cs="Noto Sans CJK JP" w:eastAsia="Noto Sans CJK JP" w:hAnsi="Noto Sans CJK JP"/>
-                <w:color w:val="7F7F7F"/>
-                <w:sz w:val="18"/>
-                <w:szCs w:val="18"/>
-              </w:rPr>
-              <w:t xml:space="preserve">参考動画 0:36</w:t>
-            </w:r>
-          </w:p>
-          <w:p>
-            <w:pPr>
-              <w:spacing w:after="60" w:before="0"/>
-            </w:pPr>
-            <w:r>
-              <w:rPr>
-                <w:rFonts w:ascii="Noto Sans CJK JP" w:cs="Noto Sans CJK JP" w:eastAsia="Noto Sans CJK JP" w:hAnsi="Noto Sans CJK JP"/>
-                <w:b/>
-                <w:bCs/>
-                <w:sz w:val="22"/>
-                <w:szCs w:val="22"/>
-              </w:rPr>
-              <w:t xml:space="preserve">② セリフ/テロップ</w:t>
-            </w:r>
-          </w:p>
-          <w:p>
-            <w:pPr>
-              <w:spacing w:after="40" w:before="0" w:line="280"/>
-            </w:pPr>
-            <w:r>
-              <w:rPr>
-                <w:rFonts w:ascii="Noto Sans CJK JP" w:cs="Noto Sans CJK JP" w:eastAsia="Noto Sans CJK JP" w:hAnsi="Noto Sans CJK JP"/>
-                <w:b w:val="false"/>
-                <w:bCs w:val="false"/>
-                <w:sz w:val="20"/>
-                <w:szCs w:val="20"/>
-              </w:rPr>
-              <w:t xml:space="preserve">セリフ:動かすのは機械。力仕事なし</w:t>
-            </w:r>
-          </w:p>
-        </w:tc>
-        <w:tc>
-          <w:tcPr>
-            <w:tcW w:type="dxa" w:w="1191"/>
-            <w:tcBorders>
-              <w:top w:val="single" w:color="BFBFBF" w:sz="4"/>
-              <w:left w:val="single" w:color="BFBFBF" w:sz="4"/>
-              <w:bottom w:val="single" w:color="BFBFBF" w:sz="4"/>
-              <w:right w:val="single" w:color="BFBFBF" w:sz="4"/>
-            </w:tcBorders>
-            <w:tcMar>
-              <w:top w:type="dxa" w:w="100"/>
-              <w:left w:type="dxa" w:w="120"/>
-              <w:bottom w:type="dxa" w:w="100"/>
-              <w:right w:type="dxa" w:w="120"/>
-            </w:tcMar>
-          </w:tcPr>
-          <w:p>
-            <w:pPr>
-              <w:spacing w:after="60" w:before="0"/>
-            </w:pPr>
-            <w:r>
-              <w:rPr>
-                <w:rFonts w:ascii="Noto Sans CJK JP" w:cs="Noto Sans CJK JP" w:eastAsia="Noto Sans CJK JP" w:hAnsi="Noto Sans CJK JP"/>
-                <w:b/>
-                <w:bCs/>
-                <w:sz w:val="24"/>
-                <w:szCs w:val="24"/>
-              </w:rPr>
-              <w:t xml:space="preserve">3 秒</w:t>
-            </w:r>
-          </w:p>
-          <w:p>
-            <w:pPr>
-              <w:spacing w:after="0" w:before="0"/>
-            </w:pPr>
-            <w:r>
-              <w:rPr>
-                <w:rFonts w:ascii="Noto Sans CJK JP" w:cs="Noto Sans CJK JP" w:eastAsia="Noto Sans CJK JP" w:hAnsi="Noto Sans CJK JP"/>
-                <w:sz w:val="18"/>
-                <w:szCs w:val="18"/>
-              </w:rPr>
-              <w:t xml:space="preserve">0:23</w:t>
-            </w:r>
-          </w:p>
-          <w:p>
-            <w:pPr>
-              <w:spacing w:after="100" w:before="0"/>
-            </w:pPr>
-            <w:r>
-              <w:rPr>
-                <w:rFonts w:ascii="Noto Sans CJK JP" w:cs="Noto Sans CJK JP" w:eastAsia="Noto Sans CJK JP" w:hAnsi="Noto Sans CJK JP"/>
-                <w:sz w:val="18"/>
-                <w:szCs w:val="18"/>
-              </w:rPr>
-              <w:t xml:space="preserve">〜0:26</w:t>
-            </w:r>
-          </w:p>
-          <w:p>
-            <w:pPr>
-              <w:spacing w:after="0" w:before="0"/>
-            </w:pPr>
-            <w:r>
-              <w:rPr>
-                <w:rFonts w:ascii="Noto Sans CJK JP" w:cs="Noto Sans CJK JP" w:eastAsia="Noto Sans CJK JP" w:hAnsi="Noto Sans CJK JP"/>
-                <w:color w:val="7F7F7F"/>
-                <w:sz w:val="16"/>
-                <w:szCs w:val="16"/>
-              </w:rPr>
-              <w:t xml:space="preserve">累計</w:t>
-            </w:r>
-          </w:p>
-          <w:p>
-            <w:pPr>
-              <w:spacing w:after="0" w:before="0"/>
-            </w:pPr>
-            <w:r>
-              <w:rPr>
-                <w:rFonts w:ascii="Noto Sans CJK JP" w:cs="Noto Sans CJK JP" w:eastAsia="Noto Sans CJK JP" w:hAnsi="Noto Sans CJK JP"/>
-                <w:color w:val="7F7F7F"/>
-                <w:sz w:val="18"/>
-                <w:szCs w:val="18"/>
-              </w:rPr>
-              <w:t xml:space="preserve">0:26</w:t>
-            </w:r>
-          </w:p>
-        </w:tc>
-      </w:tr>
-      <w:tr>
-        <w:trPr>
-          <w:cantSplit/>
-          <w:trHeight w:val="3300" w:hRule="atLeast"/>
-        </w:trPr>
-        <w:tc>
-          <w:tcPr>
-            <w:tcW w:type="dxa" w:w="2523"/>
-            <w:tcBorders>
-              <w:top w:val="single" w:color="BFBFBF" w:sz="4"/>
-              <w:left w:val="single" w:color="BFBFBF" w:sz="4"/>
-              <w:bottom w:val="single" w:color="BFBFBF" w:sz="4"/>
-              <w:right w:val="single" w:color="BFBFBF" w:sz="4"/>
-            </w:tcBorders>
-            <w:tcMar>
-              <w:top w:type="dxa" w:w="100"/>
-              <w:left w:type="dxa" w:w="120"/>
-              <w:bottom w:type="dxa" w:w="100"/>
-              <w:right w:type="dxa" w:w="120"/>
-            </w:tcMar>
-          </w:tcPr>
-          <w:p>
-            <w:pPr>
-              <w:spacing w:after="60" w:before="0"/>
-            </w:pPr>
-            <w:r>
-              <w:rPr>
-                <w:rFonts w:ascii="Noto Sans CJK JP" w:cs="Noto Sans CJK JP" w:eastAsia="Noto Sans CJK JP" w:hAnsi="Noto Sans CJK JP"/>
-                <w:b/>
-                <w:bCs/>
-                <w:sz w:val="20"/>
-                <w:szCs w:val="20"/>
-              </w:rPr>
-              <w:t xml:space="preserve">C-11</w:t>
-            </w:r>
-          </w:p>
-          <w:p>
-            <w:pPr>
-              <w:spacing w:after="0" w:before="0"/>
-            </w:pPr>
-            <w:r>
-              <w:drawing>
-                <wp:inline distT="0" distB="0" distL="0" distR="0">
-                  <wp:extent cx="1200150" cy="2133600"/>
-                  <wp:effectExtent t="0" r="0" b="0" l="0"/>
-                  <wp:docPr id="135" name="C-11" descr="C-11" title="C-11"/>
-                  <wp:cNvGraphicFramePr>
-                    <a:graphicFrameLocks xmlns:a="http://schemas.openxmlformats.org/drawingml/2006/main" noChangeAspect="1"/>
-                  </wp:cNvGraphicFramePr>
-                  <a:graphic xmlns:a="http://schemas.openxmlformats.org/drawingml/2006/main">
-                    <a:graphicData uri="http://schemas.openxmlformats.org/drawingml/2006/picture">
-                      <pic:pic xmlns:pic="http://schemas.openxmlformats.org/drawingml/2006/picture">
-                        <pic:nvPicPr>
-                          <pic:cNvPr id="0" name="" descr=""/>
-                          <pic:cNvPicPr>
-                            <a:picLocks noChangeAspect="1" noChangeArrowheads="1"/>
-                          </pic:cNvPicPr>
-                        </pic:nvPicPr>
-                        <pic:blipFill>
-                          <a:blip r:embed="rId16" cstate="none"/>
-                          <a:srcRect/>
-                          <a:stretch>
-                            <a:fillRect/>
-                          </a:stretch>
-                        </pic:blipFill>
-                        <pic:spPr bwMode="auto">
-                          <a:xfrm>
-                            <a:off x="0" y="0"/>
-                            <a:ext cx="1200150" cy="2133600"/>
-                          </a:xfrm>
-                          <a:prstGeom prst="rect">
-                            <a:avLst/>
-                          </a:prstGeom>
-                        </pic:spPr>
-                      </pic:pic>
-                    </a:graphicData>
-                  </a:graphic>
-                </wp:inline>
-              </w:drawing>
-            </w:r>
-          </w:p>
-        </w:tc>
-        <w:tc>
-          <w:tcPr>
-            <w:tcW w:type="dxa" w:w="6605"/>
-            <w:tcBorders>
-              <w:top w:val="single" w:color="BFBFBF" w:sz="4"/>
-              <w:left w:val="single" w:color="BFBFBF" w:sz="4"/>
-              <w:bottom w:val="single" w:color="BFBFBF" w:sz="4"/>
-              <w:right w:val="single" w:color="BFBFBF" w:sz="4"/>
-            </w:tcBorders>
-            <w:tcMar>
-              <w:top w:type="dxa" w:w="100"/>
-              <w:left w:type="dxa" w:w="120"/>
-              <w:bottom w:type="dxa" w:w="100"/>
-              <w:right w:type="dxa" w:w="120"/>
-            </w:tcMar>
-          </w:tcPr>
-          <w:p>
-            <w:pPr>
-              <w:spacing w:after="60" w:before="0"/>
-            </w:pPr>
-            <w:r>
-              <w:rPr>
-                <w:rFonts w:ascii="Noto Sans CJK JP" w:cs="Noto Sans CJK JP" w:eastAsia="Noto Sans CJK JP" w:hAnsi="Noto Sans CJK JP"/>
-                <w:b/>
-                <w:bCs/>
-                <w:sz w:val="22"/>
-                <w:szCs w:val="22"/>
-              </w:rPr>
-              <w:t xml:space="preserve">① 撮影指示</w:t>
-            </w:r>
-          </w:p>
-          <w:p>
-            <w:pPr>
-              <w:spacing w:after="40" w:before="0"/>
-            </w:pPr>
-            <w:r>
-              <w:rPr>
-                <w:rFonts w:ascii="Noto Sans CJK JP" w:cs="Noto Sans CJK JP" w:eastAsia="Noto Sans CJK JP" w:hAnsi="Noto Sans CJK JP"/>
-                <w:b/>
-                <w:bCs/>
-                <w:sz w:val="20"/>
-                <w:szCs w:val="20"/>
-              </w:rPr>
-              <w:t xml:space="preserve">場所:部屋の中(固定)</w:t>
-            </w:r>
-          </w:p>
-          <w:p>
-            <w:pPr>
-              <w:spacing w:after="60" w:before="0" w:line="290"/>
-            </w:pPr>
-            <w:r>
-              <w:rPr>
-                <w:rFonts w:ascii="Noto Sans CJK JP" w:cs="Noto Sans CJK JP" w:eastAsia="Noto Sans CJK JP" w:hAnsi="Noto Sans CJK JP"/>
-                <w:sz w:val="20"/>
-                <w:szCs w:val="20"/>
-              </w:rPr>
-              <w:t xml:space="preserve">指を立てて言い切る。</w:t>
-            </w:r>
-          </w:p>
-          <w:p>
-            <w:pPr>
-              <w:spacing w:after="100" w:before="0" w:line="270"/>
-            </w:pPr>
-            <w:r>
-              <w:rPr>
-                <w:rFonts w:ascii="Noto Sans CJK JP" w:cs="Noto Sans CJK JP" w:eastAsia="Noto Sans CJK JP" w:hAnsi="Noto Sans CJK JP"/>
-                <w:color w:val="7F7F7F"/>
-                <w:sz w:val="18"/>
-                <w:szCs w:val="18"/>
-              </w:rPr>
-              <w:t xml:space="preserve">参考動画 0:36</w:t>
-            </w:r>
-          </w:p>
-          <w:p>
-            <w:pPr>
-              <w:spacing w:after="60" w:before="0"/>
-            </w:pPr>
-            <w:r>
-              <w:rPr>
-                <w:rFonts w:ascii="Noto Sans CJK JP" w:cs="Noto Sans CJK JP" w:eastAsia="Noto Sans CJK JP" w:hAnsi="Noto Sans CJK JP"/>
-                <w:b/>
-                <w:bCs/>
-                <w:sz w:val="22"/>
-                <w:szCs w:val="22"/>
-              </w:rPr>
-              <w:t xml:space="preserve">② セリフ/テロップ</w:t>
-            </w:r>
-          </w:p>
-          <w:p>
-            <w:pPr>
-              <w:spacing w:after="40" w:before="0" w:line="280"/>
-            </w:pPr>
-            <w:r>
-              <w:rPr>
-                <w:rFonts w:ascii="Noto Sans CJK JP" w:cs="Noto Sans CJK JP" w:eastAsia="Noto Sans CJK JP" w:hAnsi="Noto Sans CJK JP"/>
-                <w:b w:val="false"/>
-                <w:bCs w:val="false"/>
-                <w:sz w:val="20"/>
-                <w:szCs w:val="20"/>
-              </w:rPr>
-              <w:t xml:space="preserve">セリフ:やる気次第で、最短1ヶ月で社員に</w:t>
-            </w:r>
-          </w:p>
-        </w:tc>
-        <w:tc>
-          <w:tcPr>
-            <w:tcW w:type="dxa" w:w="1191"/>
-            <w:tcBorders>
-              <w:top w:val="single" w:color="BFBFBF" w:sz="4"/>
-              <w:left w:val="single" w:color="BFBFBF" w:sz="4"/>
-              <w:bottom w:val="single" w:color="BFBFBF" w:sz="4"/>
-              <w:right w:val="single" w:color="BFBFBF" w:sz="4"/>
-            </w:tcBorders>
-            <w:tcMar>
-              <w:top w:type="dxa" w:w="100"/>
-              <w:left w:type="dxa" w:w="120"/>
-              <w:bottom w:type="dxa" w:w="100"/>
-              <w:right w:type="dxa" w:w="120"/>
-            </w:tcMar>
-          </w:tcPr>
-          <w:p>
-            <w:pPr>
-              <w:spacing w:after="60" w:before="0"/>
-            </w:pPr>
-            <w:r>
-              <w:rPr>
-                <w:rFonts w:ascii="Noto Sans CJK JP" w:cs="Noto Sans CJK JP" w:eastAsia="Noto Sans CJK JP" w:hAnsi="Noto Sans CJK JP"/>
-                <w:b/>
-                <w:bCs/>
-                <w:sz w:val="24"/>
-                <w:szCs w:val="24"/>
-              </w:rPr>
-              <w:t xml:space="preserve">3 秒</w:t>
-            </w:r>
-          </w:p>
-          <w:p>
-            <w:pPr>
-              <w:spacing w:after="0" w:before="0"/>
-            </w:pPr>
-            <w:r>
-              <w:rPr>
-                <w:rFonts w:ascii="Noto Sans CJK JP" w:cs="Noto Sans CJK JP" w:eastAsia="Noto Sans CJK JP" w:hAnsi="Noto Sans CJK JP"/>
-                <w:sz w:val="18"/>
-                <w:szCs w:val="18"/>
-              </w:rPr>
-              <w:t xml:space="preserve">0:26</w:t>
-            </w:r>
-          </w:p>
-          <w:p>
-            <w:pPr>
-              <w:spacing w:after="100" w:before="0"/>
-            </w:pPr>
-            <w:r>
-              <w:rPr>
-                <w:rFonts w:ascii="Noto Sans CJK JP" w:cs="Noto Sans CJK JP" w:eastAsia="Noto Sans CJK JP" w:hAnsi="Noto Sans CJK JP"/>
-                <w:sz w:val="18"/>
-                <w:szCs w:val="18"/>
-              </w:rPr>
-              <w:t xml:space="preserve">〜0:29</w:t>
-            </w:r>
-          </w:p>
-          <w:p>
-            <w:pPr>
-              <w:spacing w:after="0" w:before="0"/>
-            </w:pPr>
-            <w:r>
-              <w:rPr>
-                <w:rFonts w:ascii="Noto Sans CJK JP" w:cs="Noto Sans CJK JP" w:eastAsia="Noto Sans CJK JP" w:hAnsi="Noto Sans CJK JP"/>
-                <w:color w:val="7F7F7F"/>
-                <w:sz w:val="16"/>
-                <w:szCs w:val="16"/>
-              </w:rPr>
-              <w:t xml:space="preserve">累計</w:t>
-            </w:r>
-          </w:p>
-          <w:p>
-            <w:pPr>
-              <w:spacing w:after="0" w:before="0"/>
-            </w:pPr>
-            <w:r>
-              <w:rPr>
-                <w:rFonts w:ascii="Noto Sans CJK JP" w:cs="Noto Sans CJK JP" w:eastAsia="Noto Sans CJK JP" w:hAnsi="Noto Sans CJK JP"/>
-                <w:color w:val="7F7F7F"/>
-                <w:sz w:val="18"/>
-                <w:szCs w:val="18"/>
-              </w:rPr>
-              <w:t xml:space="preserve">0:29</w:t>
-            </w:r>
-          </w:p>
-        </w:tc>
-      </w:tr>
-      <w:tr>
-        <w:trPr>
-          <w:cantSplit/>
-          <w:trHeight w:val="3300" w:hRule="atLeast"/>
-        </w:trPr>
-        <w:tc>
-          <w:tcPr>
-            <w:tcW w:type="dxa" w:w="2523"/>
-            <w:tcBorders>
-              <w:top w:val="single" w:color="BFBFBF" w:sz="4"/>
-              <w:left w:val="single" w:color="BFBFBF" w:sz="4"/>
-              <w:bottom w:val="single" w:color="BFBFBF" w:sz="4"/>
-              <w:right w:val="single" w:color="BFBFBF" w:sz="4"/>
-            </w:tcBorders>
-            <w:tcMar>
-              <w:top w:type="dxa" w:w="100"/>
-              <w:left w:type="dxa" w:w="120"/>
-              <w:bottom w:type="dxa" w:w="100"/>
-              <w:right w:type="dxa" w:w="120"/>
-            </w:tcMar>
-          </w:tcPr>
-          <w:p>
-            <w:pPr>
-              <w:spacing w:after="60" w:before="0"/>
-            </w:pPr>
-            <w:r>
-              <w:rPr>
-                <w:rFonts w:ascii="Noto Sans CJK JP" w:cs="Noto Sans CJK JP" w:eastAsia="Noto Sans CJK JP" w:hAnsi="Noto Sans CJK JP"/>
-                <w:b/>
-                <w:bCs/>
-                <w:sz w:val="20"/>
-                <w:szCs w:val="20"/>
-              </w:rPr>
-              <w:t xml:space="preserve">C-12</w:t>
-            </w:r>
-          </w:p>
-          <w:p>
-            <w:pPr>
-              <w:spacing w:after="0" w:before="0"/>
-            </w:pPr>
-            <w:r>
-              <w:drawing>
-                <wp:inline distT="0" distB="0" distL="0" distR="0">
-                  <wp:extent cx="1200150" cy="2133600"/>
-                  <wp:effectExtent t="0" r="0" b="0" l="0"/>
-                  <wp:docPr id="136" name="C-12" descr="C-12" title="C-12"/>
-                  <wp:cNvGraphicFramePr>
-                    <a:graphicFrameLocks xmlns:a="http://schemas.openxmlformats.org/drawingml/2006/main" noChangeAspect="1"/>
-                  </wp:cNvGraphicFramePr>
-                  <a:graphic xmlns:a="http://schemas.openxmlformats.org/drawingml/2006/main">
-                    <a:graphicData uri="http://schemas.openxmlformats.org/drawingml/2006/picture">
-                      <pic:pic xmlns:pic="http://schemas.openxmlformats.org/drawingml/2006/picture">
-                        <pic:nvPicPr>
-                          <pic:cNvPr id="0" name="" descr=""/>
-                          <pic:cNvPicPr>
-                            <a:picLocks noChangeAspect="1" noChangeArrowheads="1"/>
-                          </pic:cNvPicPr>
-                        </pic:nvPicPr>
-                        <pic:blipFill>
-                          <a:blip r:embed="rId17" cstate="none"/>
-                          <a:srcRect/>
-                          <a:stretch>
-                            <a:fillRect/>
-                          </a:stretch>
-                        </pic:blipFill>
-                        <pic:spPr bwMode="auto">
-                          <a:xfrm>
-                            <a:off x="0" y="0"/>
-                            <a:ext cx="1200150" cy="2133600"/>
-                          </a:xfrm>
-                          <a:prstGeom prst="rect">
-                            <a:avLst/>
-                          </a:prstGeom>
-                        </pic:spPr>
-                      </pic:pic>
-                    </a:graphicData>
-                  </a:graphic>
-                </wp:inline>
-              </w:drawing>
-            </w:r>
-          </w:p>
-        </w:tc>
-        <w:tc>
-          <w:tcPr>
-            <w:tcW w:type="dxa" w:w="6605"/>
-            <w:tcBorders>
-              <w:top w:val="single" w:color="BFBFBF" w:sz="4"/>
-              <w:left w:val="single" w:color="BFBFBF" w:sz="4"/>
-              <w:bottom w:val="single" w:color="BFBFBF" w:sz="4"/>
-              <w:right w:val="single" w:color="BFBFBF" w:sz="4"/>
-            </w:tcBorders>
-            <w:tcMar>
-              <w:top w:type="dxa" w:w="100"/>
-              <w:left w:type="dxa" w:w="120"/>
-              <w:bottom w:type="dxa" w:w="100"/>
-              <w:right w:type="dxa" w:w="120"/>
-            </w:tcMar>
-          </w:tcPr>
-          <w:p>
-            <w:pPr>
-              <w:spacing w:after="60" w:before="0"/>
-            </w:pPr>
-            <w:r>
-              <w:rPr>
-                <w:rFonts w:ascii="Noto Sans CJK JP" w:cs="Noto Sans CJK JP" w:eastAsia="Noto Sans CJK JP" w:hAnsi="Noto Sans CJK JP"/>
-                <w:b/>
-                <w:bCs/>
-                <w:sz w:val="22"/>
-                <w:szCs w:val="22"/>
-              </w:rPr>
-              <w:t xml:space="preserve">① 撮影指示</w:t>
-            </w:r>
-          </w:p>
-          <w:p>
-            <w:pPr>
-              <w:spacing w:after="40" w:before="0"/>
-            </w:pPr>
-            <w:r>
-              <w:rPr>
-                <w:rFonts w:ascii="Noto Sans CJK JP" w:cs="Noto Sans CJK JP" w:eastAsia="Noto Sans CJK JP" w:hAnsi="Noto Sans CJK JP"/>
-                <w:b/>
-                <w:bCs/>
-                <w:sz w:val="20"/>
-                <w:szCs w:val="20"/>
-              </w:rPr>
-              <w:t xml:space="preserve">場所:部屋の中(固定)</w:t>
-            </w:r>
-          </w:p>
-          <w:p>
-            <w:pPr>
-              <w:spacing w:after="60" w:before="0" w:line="290"/>
-            </w:pPr>
-            <w:r>
-              <w:rPr>
-                <w:rFonts w:ascii="Noto Sans CJK JP" w:cs="Noto Sans CJK JP" w:eastAsia="Noto Sans CJK JP" w:hAnsi="Noto Sans CJK JP"/>
-                <w:sz w:val="20"/>
-                <w:szCs w:val="20"/>
-              </w:rPr>
-              <w:t xml:space="preserve">カメラを指さす。</w:t>
-            </w:r>
-          </w:p>
-          <w:p>
-            <w:pPr>
-              <w:spacing w:after="100" w:before="0" w:line="270"/>
-            </w:pPr>
-            <w:r>
-              <w:rPr>
-                <w:rFonts w:ascii="Noto Sans CJK JP" w:cs="Noto Sans CJK JP" w:eastAsia="Noto Sans CJK JP" w:hAnsi="Noto Sans CJK JP"/>
-                <w:color w:val="7F7F7F"/>
-                <w:sz w:val="18"/>
-                <w:szCs w:val="18"/>
-              </w:rPr>
-              <w:t xml:space="preserve">参考動画 0:45</w:t>
-            </w:r>
-          </w:p>
-          <w:p>
-            <w:pPr>
-              <w:spacing w:after="60" w:before="0"/>
-            </w:pPr>
-            <w:r>
-              <w:rPr>
-                <w:rFonts w:ascii="Noto Sans CJK JP" w:cs="Noto Sans CJK JP" w:eastAsia="Noto Sans CJK JP" w:hAnsi="Noto Sans CJK JP"/>
-                <w:b/>
-                <w:bCs/>
-                <w:sz w:val="22"/>
-                <w:szCs w:val="22"/>
-              </w:rPr>
-              <w:t xml:space="preserve">② セリフ/テロップ</w:t>
-            </w:r>
-          </w:p>
-          <w:p>
-            <w:pPr>
-              <w:spacing w:after="40" w:before="0" w:line="280"/>
-            </w:pPr>
-            <w:r>
-              <w:rPr>
-                <w:rFonts w:ascii="Noto Sans CJK JP" w:cs="Noto Sans CJK JP" w:eastAsia="Noto Sans CJK JP" w:hAnsi="Noto Sans CJK JP"/>
-                <w:b/>
-                <w:bCs/>
-                <w:sz w:val="22"/>
-                <w:szCs w:val="22"/>
-              </w:rPr>
-              <w:t xml:space="preserve">セリフ:時給1,500円。気になったらプロフィールから!</w:t>
-            </w:r>
-          </w:p>
-        </w:tc>
-        <w:tc>
-          <w:tcPr>
-            <w:tcW w:type="dxa" w:w="1191"/>
-            <w:tcBorders>
-              <w:top w:val="single" w:color="BFBFBF" w:sz="4"/>
-              <w:left w:val="single" w:color="BFBFBF" w:sz="4"/>
-              <w:bottom w:val="single" w:color="BFBFBF" w:sz="4"/>
-              <w:right w:val="single" w:color="BFBFBF" w:sz="4"/>
-            </w:tcBorders>
-            <w:tcMar>
-              <w:top w:type="dxa" w:w="100"/>
-              <w:left w:type="dxa" w:w="120"/>
-              <w:bottom w:type="dxa" w:w="100"/>
-              <w:right w:type="dxa" w:w="120"/>
-            </w:tcMar>
-          </w:tcPr>
-          <w:p>
-            <w:pPr>
-              <w:spacing w:after="60" w:before="0"/>
-            </w:pPr>
-            <w:r>
-              <w:rPr>
-                <w:rFonts w:ascii="Noto Sans CJK JP" w:cs="Noto Sans CJK JP" w:eastAsia="Noto Sans CJK JP" w:hAnsi="Noto Sans CJK JP"/>
-                <w:b/>
-                <w:bCs/>
-                <w:sz w:val="24"/>
-                <w:szCs w:val="24"/>
-              </w:rPr>
-              <w:t xml:space="preserve">3 秒</w:t>
-            </w:r>
-          </w:p>
-          <w:p>
-            <w:pPr>
-              <w:spacing w:after="0" w:before="0"/>
-            </w:pPr>
-            <w:r>
-              <w:rPr>
-                <w:rFonts w:ascii="Noto Sans CJK JP" w:cs="Noto Sans CJK JP" w:eastAsia="Noto Sans CJK JP" w:hAnsi="Noto Sans CJK JP"/>
-                <w:sz w:val="18"/>
-                <w:szCs w:val="18"/>
-              </w:rPr>
-              <w:t xml:space="preserve">0:29</w:t>
-            </w:r>
-          </w:p>
-          <w:p>
-            <w:pPr>
-              <w:spacing w:after="100" w:before="0"/>
-            </w:pPr>
-            <w:r>
-              <w:rPr>
-                <w:rFonts w:ascii="Noto Sans CJK JP" w:cs="Noto Sans CJK JP" w:eastAsia="Noto Sans CJK JP" w:hAnsi="Noto Sans CJK JP"/>
-                <w:sz w:val="18"/>
-                <w:szCs w:val="18"/>
-              </w:rPr>
-              <w:t xml:space="preserve">〜0:32</w:t>
-            </w:r>
-          </w:p>
-          <w:p>
-            <w:pPr>
-              <w:spacing w:after="0" w:before="0"/>
-            </w:pPr>
-            <w:r>
-              <w:rPr>
-                <w:rFonts w:ascii="Noto Sans CJK JP" w:cs="Noto Sans CJK JP" w:eastAsia="Noto Sans CJK JP" w:hAnsi="Noto Sans CJK JP"/>
-                <w:color w:val="7F7F7F"/>
-                <w:sz w:val="16"/>
-                <w:szCs w:val="16"/>
-              </w:rPr>
-              <w:t xml:space="preserve">累計</w:t>
-            </w:r>
-          </w:p>
-          <w:p>
-            <w:pPr>
-              <w:spacing w:after="0" w:before="0"/>
-            </w:pPr>
-            <w:r>
-              <w:rPr>
-                <w:rFonts w:ascii="Noto Sans CJK JP" w:cs="Noto Sans CJK JP" w:eastAsia="Noto Sans CJK JP" w:hAnsi="Noto Sans CJK JP"/>
-                <w:color w:val="7F7F7F"/>
-                <w:sz w:val="18"/>
-                <w:szCs w:val="18"/>
-              </w:rPr>
-              <w:t xml:space="preserve">0:32</w:t>
+              <w:t xml:space="preserve">0:42</w:t>
             </w:r>
           </w:p>
         </w:tc>
